--- a/SmartInterview_Deliverables/04_Presentation_and_Defense/SmartInterview_5_Member_Presentation_Plan.docx
+++ b/SmartInterview_Deliverables/04_Presentation_and_Defense/SmartInterview_5_Member_Presentation_Plan.docx
@@ -2,6 +2,20 @@
 <file path=word/document.xml><?xml version="1.0" encoding="utf-8"?>
 <w:document xmlns:wpc="http://schemas.microsoft.com/office/word/2010/wordprocessingCanvas" xmlns:mo="http://schemas.microsoft.com/office/mac/office/2008/main" xmlns:mc="http://schemas.openxmlformats.org/markup-compatibility/2006" xmlns:mv="urn:schemas-microsoft-com:mac:vml" xmlns:o="urn:schemas-microsoft-com:office:office" xmlns:r="http://schemas.openxmlformats.org/officeDocument/2006/relationships" xmlns:m="http://schemas.openxmlformats.org/officeDocument/2006/math" xmlns:v="urn:schemas-microsoft-com:vml" xmlns:wp14="http://schemas.microsoft.com/office/word/2010/wordprocessingDrawing" xmlns:wp="http://schemas.openxmlformats.org/drawingml/2006/wordprocessingDrawing" xmlns:w10="urn:schemas-microsoft-com:office:word" xmlns:w="http://schemas.openxmlformats.org/wordprocessingml/2006/main" xmlns:w14="http://schemas.microsoft.com/office/word/2010/wordml" xmlns:wpg="http://schemas.microsoft.com/office/word/2010/wordprocessingGroup" xmlns:wpi="http://schemas.microsoft.com/office/word/2010/wordprocessingInk" xmlns:wne="http://schemas.microsoft.com/office/word/2006/wordml" xmlns:wps="http://schemas.microsoft.com/office/word/2010/wordprocessingShape" mc:Ignorable="w14 wp14">
   <w:body>
+    <w:p>
+      <w:pPr>
+        <w:jc w:val="center"/>
+      </w:pPr>
+      <w:r>
+        <w:rPr>
+          <w:b/>
+          <w:color w:val="1E3A8A"/>
+          <w:sz w:val="40"/>
+        </w:rPr>
+        <w:t>SmartInterview: 5-Member Presentation &amp; Defense Plan</w:t>
+      </w:r>
+    </w:p>
+    <w:p/>
     <w:p>
       <w:pPr>
         <w:pStyle w:val="Heading1"/>
@@ -11,56 +25,23 @@
       </w:r>
     </w:p>
     <w:p>
-      <w:r/>
       <w:r>
-        <w:rPr>
-          <w:b/>
-        </w:rPr>
-        <w:t>Project Name:</w:t>
-      </w:r>
-      <w:r>
-        <w:t xml:space="preserve"> SmartInterview — Agentic Adaptive Technical Mock Interview Platform  </w:t>
-      </w:r>
-    </w:p>
-    <w:p>
-      <w:r/>
-      <w:r>
-        <w:rPr>
-          <w:b/>
-        </w:rPr>
-        <w:t>Target Audience:</w:t>
-      </w:r>
-      <w:r>
-        <w:t xml:space="preserve"> Academic Evaluator / Madam / Project Guide  </w:t>
-      </w:r>
-    </w:p>
-    <w:p>
-      <w:r/>
-      <w:r>
-        <w:rPr>
-          <w:b/>
-        </w:rPr>
-        <w:t>Format:</w:t>
-      </w:r>
-      <w:r>
-        <w:t xml:space="preserve"> 5 Team Members (20% Equal Allocation, ~3 to 4 Minutes per Member, Total: 18-20 Minutes)  </w:t>
-      </w:r>
-    </w:p>
-    <w:p>
-      <w:r/>
-      <w:r>
-        <w:rPr>
-          <w:b/>
-        </w:rPr>
-        <w:t>System Status:</w:t>
-      </w:r>
-      <w:r>
-        <w:t xml:space="preserve"> Live &amp; Verified (Backend: `http://127.0.0.1:8000`, Frontend: `http://localhost:5174`, MySQL: `Port 3306`, ChromaDB: `402 Chunks`)  </w:t>
+        <w:t>Project Name: SmartInterview — Agentic Adaptive Technical Mock Interview Platform</w:t>
       </w:r>
     </w:p>
     <w:p>
       <w:r>
-        <w:t>---</w:t>
+        <w:t>Target Audience: Academic Evaluator / Madam / Project Guide</w:t>
+      </w:r>
+    </w:p>
+    <w:p>
+      <w:r>
+        <w:t>Format: 5 Team Members (20% Equal Allocation, ~3 to 4 Minutes per Member, Total: 18-20 Minutes)</w:t>
+      </w:r>
+    </w:p>
+    <w:p>
+      <w:r>
+        <w:t>System Status: Live &amp; Verified (Backend: `http://127.0.0.1:8000`, Frontend: `http://localhost:5174`, MySQL: `Port 3306`, ChromaDB: `402 Chunks`)</w:t>
       </w:r>
     </w:p>
     <w:p>
@@ -71,133 +52,410 @@
         <w:t>Quick System Health &amp; Architecture Summary</w:t>
       </w:r>
     </w:p>
-    <w:p>
-      <w:r>
-        <w:t>| Component | Status | Port / URL | Key Technology |</w:t>
-      </w:r>
-    </w:p>
-    <w:p>
-      <w:r>
-        <w:t>|---|---|---|---|</w:t>
-      </w:r>
-    </w:p>
-    <w:p>
-      <w:r>
-        <w:t xml:space="preserve">| </w:t>
-      </w:r>
-      <w:r>
-        <w:rPr>
-          <w:b/>
-        </w:rPr>
-        <w:t>Backend REST API</w:t>
-      </w:r>
-      <w:r>
-        <w:t xml:space="preserve"> | 🟢 LIVE (PID: 26300) | `http://127.0.0.1:8000` | FastAPI 0.115, Uvicorn, Pydantic |</w:t>
-      </w:r>
-    </w:p>
-    <w:p>
-      <w:r>
-        <w:t xml:space="preserve">| </w:t>
-      </w:r>
-      <w:r>
-        <w:rPr>
-          <w:b/>
-        </w:rPr>
-        <w:t>API Docs (Swagger)</w:t>
-      </w:r>
-      <w:r>
-        <w:t xml:space="preserve"> | 🟢 LIVE | `http://127.0.0.1:8000/docs` | Auto-generated OpenAPI v3 |</w:t>
-      </w:r>
-    </w:p>
-    <w:p>
-      <w:r>
-        <w:t xml:space="preserve">| </w:t>
-      </w:r>
-      <w:r>
-        <w:rPr>
-          <w:b/>
-        </w:rPr>
-        <w:t>Frontend UI</w:t>
-      </w:r>
-      <w:r>
-        <w:t xml:space="preserve"> | 🟢 LIVE (PID: 22032) | `http://localhost:5174` | React 18, Vite 6.1, Tailwind CSS |</w:t>
-      </w:r>
-    </w:p>
-    <w:p>
-      <w:r>
-        <w:t xml:space="preserve">| </w:t>
-      </w:r>
-      <w:r>
-        <w:rPr>
-          <w:b/>
-        </w:rPr>
-        <w:t>Relational DB</w:t>
-      </w:r>
-      <w:r>
-        <w:t xml:space="preserve"> | 🟢 LIVE (PID: 7084) | Port 3306 | MySQL 8.0, SQLAlchemy 2.0 ORM |</w:t>
-      </w:r>
-    </w:p>
-    <w:p>
-      <w:r>
-        <w:t xml:space="preserve">| </w:t>
-      </w:r>
-      <w:r>
-        <w:rPr>
-          <w:b/>
-        </w:rPr>
-        <w:t>Vector DB</w:t>
-      </w:r>
-      <w:r>
-        <w:t xml:space="preserve"> | 🟢 INDEXED | Local Storage (`chroma_db/`) | ChromaDB 0.6.3 (402 CS chunks) |</w:t>
-      </w:r>
-    </w:p>
-    <w:p>
-      <w:r>
-        <w:t xml:space="preserve">| </w:t>
-      </w:r>
-      <w:r>
-        <w:rPr>
-          <w:b/>
-        </w:rPr>
-        <w:t>Local Embeddings</w:t>
-      </w:r>
-      <w:r>
-        <w:t xml:space="preserve"> | 🟢 OFFLINE | Local CPU | SentenceTransformers `all-MiniLM-L6-v2` |</w:t>
-      </w:r>
-    </w:p>
-    <w:p>
-      <w:r>
-        <w:t xml:space="preserve">| </w:t>
-      </w:r>
-      <w:r>
-        <w:rPr>
-          <w:b/>
-        </w:rPr>
-        <w:t>Generative LLM</w:t>
-      </w:r>
-      <w:r>
-        <w:t xml:space="preserve"> | 🟢 CONNECTED | Cloud API | Groq Cloud `openai/gpt-oss-120b` |</w:t>
-      </w:r>
-    </w:p>
-    <w:p>
-      <w:r>
-        <w:t xml:space="preserve">| </w:t>
-      </w:r>
-      <w:r>
-        <w:rPr>
-          <w:b/>
-        </w:rPr>
-        <w:t>Voice Stack</w:t>
-      </w:r>
-      <w:r>
-        <w:t xml:space="preserve"> | 🟢 CACHED | In-Memory Stream | `edge-tts` (Christopher Neural) + Groq Whisper |</w:t>
-      </w:r>
-    </w:p>
-    <w:p>
-      <w:r>
-        <w:t>---</w:t>
-      </w:r>
-    </w:p>
+    <w:tbl>
+      <w:tblPr>
+        <w:tblW w:type="auto" w:w="0"/>
+        <w:jc w:val="center"/>
+        <w:tblLook w:firstColumn="1" w:firstRow="1" w:lastColumn="0" w:lastRow="0" w:noHBand="0" w:noVBand="1" w:val="04A0"/>
+      </w:tblPr>
+      <w:tblGrid>
+        <w:gridCol w:w="2484"/>
+        <w:gridCol w:w="2484"/>
+        <w:gridCol w:w="2484"/>
+        <w:gridCol w:w="2484"/>
+      </w:tblGrid>
+      <w:tr>
+        <w:tc>
+          <w:tcPr>
+            <w:tcW w:type="dxa" w:w="2484"/>
+          </w:tcPr>
+          <w:p>
+            <w:r>
+              <w:rPr>
+                <w:b/>
+              </w:rPr>
+              <w:t>Component</w:t>
+            </w:r>
+          </w:p>
+        </w:tc>
+        <w:tc>
+          <w:tcPr>
+            <w:tcW w:type="dxa" w:w="2484"/>
+          </w:tcPr>
+          <w:p>
+            <w:r>
+              <w:rPr>
+                <w:b/>
+              </w:rPr>
+              <w:t>Status</w:t>
+            </w:r>
+          </w:p>
+        </w:tc>
+        <w:tc>
+          <w:tcPr>
+            <w:tcW w:type="dxa" w:w="2484"/>
+          </w:tcPr>
+          <w:p>
+            <w:r>
+              <w:rPr>
+                <w:b/>
+              </w:rPr>
+              <w:t>Port / URL</w:t>
+            </w:r>
+          </w:p>
+        </w:tc>
+        <w:tc>
+          <w:tcPr>
+            <w:tcW w:type="dxa" w:w="2484"/>
+          </w:tcPr>
+          <w:p>
+            <w:r>
+              <w:rPr>
+                <w:b/>
+              </w:rPr>
+              <w:t>Key Technology</w:t>
+            </w:r>
+          </w:p>
+        </w:tc>
+      </w:tr>
+      <w:tr>
+        <w:tc>
+          <w:tcPr>
+            <w:tcW w:type="dxa" w:w="2484"/>
+          </w:tcPr>
+          <w:p>
+            <w:r>
+              <w:t>Backend REST API</w:t>
+            </w:r>
+          </w:p>
+        </w:tc>
+        <w:tc>
+          <w:tcPr>
+            <w:tcW w:type="dxa" w:w="2484"/>
+          </w:tcPr>
+          <w:p>
+            <w:r>
+              <w:t>🟢 LIVE (PID: 26300)</w:t>
+            </w:r>
+          </w:p>
+        </w:tc>
+        <w:tc>
+          <w:tcPr>
+            <w:tcW w:type="dxa" w:w="2484"/>
+          </w:tcPr>
+          <w:p>
+            <w:r>
+              <w:t>`http://127.0.0.1:8000`</w:t>
+            </w:r>
+          </w:p>
+        </w:tc>
+        <w:tc>
+          <w:tcPr>
+            <w:tcW w:type="dxa" w:w="2484"/>
+          </w:tcPr>
+          <w:p>
+            <w:r>
+              <w:t>FastAPI 0.115, Uvicorn, Pydantic</w:t>
+            </w:r>
+          </w:p>
+        </w:tc>
+      </w:tr>
+      <w:tr>
+        <w:tc>
+          <w:tcPr>
+            <w:tcW w:type="dxa" w:w="2484"/>
+          </w:tcPr>
+          <w:p>
+            <w:r>
+              <w:t>API Docs (Swagger)</w:t>
+            </w:r>
+          </w:p>
+        </w:tc>
+        <w:tc>
+          <w:tcPr>
+            <w:tcW w:type="dxa" w:w="2484"/>
+          </w:tcPr>
+          <w:p>
+            <w:r>
+              <w:t>🟢 LIVE</w:t>
+            </w:r>
+          </w:p>
+        </w:tc>
+        <w:tc>
+          <w:tcPr>
+            <w:tcW w:type="dxa" w:w="2484"/>
+          </w:tcPr>
+          <w:p>
+            <w:r>
+              <w:t>`http://127.0.0.1:8000/docs`</w:t>
+            </w:r>
+          </w:p>
+        </w:tc>
+        <w:tc>
+          <w:tcPr>
+            <w:tcW w:type="dxa" w:w="2484"/>
+          </w:tcPr>
+          <w:p>
+            <w:r>
+              <w:t>Auto-generated OpenAPI v3</w:t>
+            </w:r>
+          </w:p>
+        </w:tc>
+      </w:tr>
+      <w:tr>
+        <w:tc>
+          <w:tcPr>
+            <w:tcW w:type="dxa" w:w="2484"/>
+          </w:tcPr>
+          <w:p>
+            <w:r>
+              <w:t>Frontend UI</w:t>
+            </w:r>
+          </w:p>
+        </w:tc>
+        <w:tc>
+          <w:tcPr>
+            <w:tcW w:type="dxa" w:w="2484"/>
+          </w:tcPr>
+          <w:p>
+            <w:r>
+              <w:t>🟢 LIVE (PID: 22032)</w:t>
+            </w:r>
+          </w:p>
+        </w:tc>
+        <w:tc>
+          <w:tcPr>
+            <w:tcW w:type="dxa" w:w="2484"/>
+          </w:tcPr>
+          <w:p>
+            <w:r>
+              <w:t>`http://localhost:5174`</w:t>
+            </w:r>
+          </w:p>
+        </w:tc>
+        <w:tc>
+          <w:tcPr>
+            <w:tcW w:type="dxa" w:w="2484"/>
+          </w:tcPr>
+          <w:p>
+            <w:r>
+              <w:t>React 18, Vite 6.1, Tailwind CSS</w:t>
+            </w:r>
+          </w:p>
+        </w:tc>
+      </w:tr>
+      <w:tr>
+        <w:tc>
+          <w:tcPr>
+            <w:tcW w:type="dxa" w:w="2484"/>
+          </w:tcPr>
+          <w:p>
+            <w:r>
+              <w:t>Relational DB</w:t>
+            </w:r>
+          </w:p>
+        </w:tc>
+        <w:tc>
+          <w:tcPr>
+            <w:tcW w:type="dxa" w:w="2484"/>
+          </w:tcPr>
+          <w:p>
+            <w:r>
+              <w:t>🟢 LIVE (PID: 7084)</w:t>
+            </w:r>
+          </w:p>
+        </w:tc>
+        <w:tc>
+          <w:tcPr>
+            <w:tcW w:type="dxa" w:w="2484"/>
+          </w:tcPr>
+          <w:p>
+            <w:r>
+              <w:t>Port 3306</w:t>
+            </w:r>
+          </w:p>
+        </w:tc>
+        <w:tc>
+          <w:tcPr>
+            <w:tcW w:type="dxa" w:w="2484"/>
+          </w:tcPr>
+          <w:p>
+            <w:r>
+              <w:t>MySQL 8.0, SQLAlchemy 2.0 ORM</w:t>
+            </w:r>
+          </w:p>
+        </w:tc>
+      </w:tr>
+      <w:tr>
+        <w:tc>
+          <w:tcPr>
+            <w:tcW w:type="dxa" w:w="2484"/>
+          </w:tcPr>
+          <w:p>
+            <w:r>
+              <w:t>Vector DB</w:t>
+            </w:r>
+          </w:p>
+        </w:tc>
+        <w:tc>
+          <w:tcPr>
+            <w:tcW w:type="dxa" w:w="2484"/>
+          </w:tcPr>
+          <w:p>
+            <w:r>
+              <w:t>🟢 INDEXED</w:t>
+            </w:r>
+          </w:p>
+        </w:tc>
+        <w:tc>
+          <w:tcPr>
+            <w:tcW w:type="dxa" w:w="2484"/>
+          </w:tcPr>
+          <w:p>
+            <w:r>
+              <w:t>Local Storage (`chroma_db/`)</w:t>
+            </w:r>
+          </w:p>
+        </w:tc>
+        <w:tc>
+          <w:tcPr>
+            <w:tcW w:type="dxa" w:w="2484"/>
+          </w:tcPr>
+          <w:p>
+            <w:r>
+              <w:t>ChromaDB 0.6.3 (402 CS chunks)</w:t>
+            </w:r>
+          </w:p>
+        </w:tc>
+      </w:tr>
+      <w:tr>
+        <w:tc>
+          <w:tcPr>
+            <w:tcW w:type="dxa" w:w="2484"/>
+          </w:tcPr>
+          <w:p>
+            <w:r>
+              <w:t>Local Embeddings</w:t>
+            </w:r>
+          </w:p>
+        </w:tc>
+        <w:tc>
+          <w:tcPr>
+            <w:tcW w:type="dxa" w:w="2484"/>
+          </w:tcPr>
+          <w:p>
+            <w:r>
+              <w:t>🟢 OFFLINE</w:t>
+            </w:r>
+          </w:p>
+        </w:tc>
+        <w:tc>
+          <w:tcPr>
+            <w:tcW w:type="dxa" w:w="2484"/>
+          </w:tcPr>
+          <w:p>
+            <w:r>
+              <w:t>Local CPU</w:t>
+            </w:r>
+          </w:p>
+        </w:tc>
+        <w:tc>
+          <w:tcPr>
+            <w:tcW w:type="dxa" w:w="2484"/>
+          </w:tcPr>
+          <w:p>
+            <w:r>
+              <w:t>SentenceTransformers `all-MiniLM-L6-v2`</w:t>
+            </w:r>
+          </w:p>
+        </w:tc>
+      </w:tr>
+      <w:tr>
+        <w:tc>
+          <w:tcPr>
+            <w:tcW w:type="dxa" w:w="2484"/>
+          </w:tcPr>
+          <w:p>
+            <w:r>
+              <w:t>Generative LLM</w:t>
+            </w:r>
+          </w:p>
+        </w:tc>
+        <w:tc>
+          <w:tcPr>
+            <w:tcW w:type="dxa" w:w="2484"/>
+          </w:tcPr>
+          <w:p>
+            <w:r>
+              <w:t>🟢 CONNECTED</w:t>
+            </w:r>
+          </w:p>
+        </w:tc>
+        <w:tc>
+          <w:tcPr>
+            <w:tcW w:type="dxa" w:w="2484"/>
+          </w:tcPr>
+          <w:p>
+            <w:r>
+              <w:t>Cloud API</w:t>
+            </w:r>
+          </w:p>
+        </w:tc>
+        <w:tc>
+          <w:tcPr>
+            <w:tcW w:type="dxa" w:w="2484"/>
+          </w:tcPr>
+          <w:p>
+            <w:r>
+              <w:t>Groq Cloud `openai/gpt-oss-120b`</w:t>
+            </w:r>
+          </w:p>
+        </w:tc>
+      </w:tr>
+      <w:tr>
+        <w:tc>
+          <w:tcPr>
+            <w:tcW w:type="dxa" w:w="2484"/>
+          </w:tcPr>
+          <w:p>
+            <w:r>
+              <w:t>Voice Stack</w:t>
+            </w:r>
+          </w:p>
+        </w:tc>
+        <w:tc>
+          <w:tcPr>
+            <w:tcW w:type="dxa" w:w="2484"/>
+          </w:tcPr>
+          <w:p>
+            <w:r>
+              <w:t>🟢 CACHED</w:t>
+            </w:r>
+          </w:p>
+        </w:tc>
+        <w:tc>
+          <w:tcPr>
+            <w:tcW w:type="dxa" w:w="2484"/>
+          </w:tcPr>
+          <w:p>
+            <w:r>
+              <w:t>In-Memory Stream</w:t>
+            </w:r>
+          </w:p>
+        </w:tc>
+        <w:tc>
+          <w:tcPr>
+            <w:tcW w:type="dxa" w:w="2484"/>
+          </w:tcPr>
+          <w:p>
+            <w:r>
+              <w:t>`edge-tts` (Christopher Neural) + Groq Whisper</w:t>
+            </w:r>
+          </w:p>
+        </w:tc>
+      </w:tr>
+    </w:tbl>
+    <w:p/>
     <w:p>
       <w:pPr>
         <w:pStyle w:val="Heading2"/>
@@ -207,136 +465,93 @@
       </w:r>
     </w:p>
     <w:p>
-      <w:pPr>
-        <w:pStyle w:val="IntenseQuote"/>
-      </w:pPr>
+      <w:r>
+        <w:t>```</w:t>
+      </w:r>
+    </w:p>
+    <w:p>
       <w:r>
         <w:t>[Member 1: Overview, Architecture &amp; Auth] (0:00 - 3:30)</w:t>
       </w:r>
     </w:p>
     <w:p>
-      <w:pPr>
-        <w:pStyle w:val="IntenseQuote"/>
-      </w:pPr>
       <w:r>
-        <w:t xml:space="preserve">         │</w:t>
+        <w:t>│</w:t>
       </w:r>
     </w:p>
     <w:p>
-      <w:pPr>
-        <w:pStyle w:val="IntenseQuote"/>
-      </w:pPr>
       <w:r>
-        <w:t xml:space="preserve">         ▼</w:t>
+        <w:t>▼</w:t>
       </w:r>
     </w:p>
     <w:p>
-      <w:pPr>
-        <w:pStyle w:val="IntenseQuote"/>
-      </w:pPr>
       <w:r>
         <w:t>[Member 2: Context Ingestion &amp; Skill Gap] (3:30 - 7:00)</w:t>
       </w:r>
     </w:p>
     <w:p>
-      <w:pPr>
-        <w:pStyle w:val="IntenseQuote"/>
-      </w:pPr>
       <w:r>
-        <w:t xml:space="preserve">         │</w:t>
+        <w:t>│</w:t>
       </w:r>
     </w:p>
     <w:p>
-      <w:pPr>
-        <w:pStyle w:val="IntenseQuote"/>
-      </w:pPr>
       <w:r>
-        <w:t xml:space="preserve">         ▼</w:t>
+        <w:t>▼</w:t>
       </w:r>
     </w:p>
     <w:p>
-      <w:pPr>
-        <w:pStyle w:val="IntenseQuote"/>
-      </w:pPr>
       <w:r>
         <w:t>[Member 3: RAG Grounding &amp; Question Gen] (7:00 - 10:30)</w:t>
       </w:r>
     </w:p>
     <w:p>
-      <w:pPr>
-        <w:pStyle w:val="IntenseQuote"/>
-      </w:pPr>
       <w:r>
-        <w:t xml:space="preserve">         │</w:t>
+        <w:t>│</w:t>
       </w:r>
     </w:p>
     <w:p>
-      <w:pPr>
-        <w:pStyle w:val="IntenseQuote"/>
-      </w:pPr>
       <w:r>
-        <w:t xml:space="preserve">         ▼</w:t>
+        <w:t>▼</w:t>
       </w:r>
     </w:p>
     <w:p>
-      <w:pPr>
-        <w:pStyle w:val="IntenseQuote"/>
-      </w:pPr>
       <w:r>
         <w:t>[Member 4: Bloom Adaptive State Machine] (10:30 - 14:00)</w:t>
       </w:r>
     </w:p>
     <w:p>
-      <w:pPr>
-        <w:pStyle w:val="IntenseQuote"/>
-      </w:pPr>
       <w:r>
-        <w:t xml:space="preserve">         │</w:t>
+        <w:t>│</w:t>
       </w:r>
     </w:p>
     <w:p>
-      <w:pPr>
-        <w:pStyle w:val="IntenseQuote"/>
-      </w:pPr>
       <w:r>
-        <w:t xml:space="preserve">         ▼</w:t>
+        <w:t>▼</w:t>
       </w:r>
     </w:p>
     <w:p>
-      <w:pPr>
-        <w:pStyle w:val="IntenseQuote"/>
-      </w:pPr>
       <w:r>
         <w:t>[Member 5: Multi-Factor Scoring &amp; Voice] (14:00 - 17:30)</w:t>
       </w:r>
     </w:p>
     <w:p>
-      <w:pPr>
-        <w:pStyle w:val="IntenseQuote"/>
-      </w:pPr>
       <w:r>
-        <w:t xml:space="preserve">         │</w:t>
+        <w:t>│</w:t>
       </w:r>
     </w:p>
     <w:p>
-      <w:pPr>
-        <w:pStyle w:val="IntenseQuote"/>
-      </w:pPr>
       <w:r>
-        <w:t xml:space="preserve">         ▼</w:t>
+        <w:t>▼</w:t>
       </w:r>
     </w:p>
     <w:p>
-      <w:pPr>
-        <w:pStyle w:val="IntenseQuote"/>
-      </w:pPr>
       <w:r>
         <w:t>[Team Q&amp;A with Madam] (17:30 - 20:00)</w:t>
       </w:r>
     </w:p>
     <w:p>
       <w:r>
-        <w:t>---</w:t>
+        <w:t>```</w:t>
       </w:r>
     </w:p>
     <w:p>
@@ -351,45 +566,24 @@
       <w:pPr>
         <w:pStyle w:val="ListBullet"/>
       </w:pPr>
-      <w:r/>
       <w:r>
-        <w:rPr>
-          <w:b/>
-        </w:rPr>
-        <w:t>Role:</w:t>
-      </w:r>
-      <w:r>
-        <w:t xml:space="preserve"> System Architect &amp; Backend Infrastructure Lead</w:t>
+        <w:t>Role: System Architect &amp; Backend Infrastructure Lead</w:t>
       </w:r>
     </w:p>
     <w:p>
       <w:pPr>
         <w:pStyle w:val="ListBullet"/>
       </w:pPr>
-      <w:r/>
       <w:r>
-        <w:rPr>
-          <w:b/>
-        </w:rPr>
-        <w:t>Time Allocated:</w:t>
-      </w:r>
-      <w:r>
-        <w:t xml:space="preserve"> 3.5 Minutes (0:00 - 3:30)</w:t>
+        <w:t>Time Allocated: 3.5 Minutes (0:00 - 3:30)</w:t>
       </w:r>
     </w:p>
     <w:p>
       <w:pPr>
         <w:pStyle w:val="ListBullet"/>
       </w:pPr>
-      <w:r/>
       <w:r>
-        <w:rPr>
-          <w:b/>
-        </w:rPr>
-        <w:t>Primary Goal:</w:t>
-      </w:r>
-      <w:r>
-        <w:t xml:space="preserve"> Hook the evaluator, define why generic AI fails, present the full-stack architecture, and explain stateless user security.</w:t>
+        <w:t>Primary Goal: Hook the evaluator, define why generic AI fails, present the full-stack architecture, and explain stateless user security.</w:t>
       </w:r>
     </w:p>
     <w:p>
@@ -402,16 +596,7 @@
     </w:p>
     <w:p>
       <w:r>
-        <w:t xml:space="preserve">&gt; "Good morning Madam. Today, our team is presenting </w:t>
-      </w:r>
-      <w:r>
-        <w:rPr>
-          <w:b/>
-        </w:rPr>
-        <w:t>SmartInterview — an AI-Powered Adaptive Mock Interview Intelligence Platform</w:t>
-      </w:r>
-      <w:r>
-        <w:t>.</w:t>
+        <w:t>&gt; "Good morning Madam. Today, our team is presenting SmartInterview — an AI-Powered Adaptive Mock Interview Intelligence Platform.</w:t>
       </w:r>
     </w:p>
     <w:p>
@@ -426,30 +611,12 @@
     </w:p>
     <w:p>
       <w:r>
-        <w:t xml:space="preserve">&gt; 1. </w:t>
-      </w:r>
-      <w:r>
-        <w:rPr>
-          <w:b/>
-        </w:rPr>
-        <w:t>Static platforms</w:t>
-      </w:r>
-      <w:r>
-        <w:t xml:space="preserve"> like LeetCode or GeeksforGeeks only test syntax and static algorithms without assessing cognitive depth, technical articulation, or system tradeoffs.</w:t>
+        <w:t>&gt; 1. Static platforms like LeetCode or GeeksforGeeks only test syntax and static algorithms without assessing cognitive depth, technical articulation, or system tradeoffs.</w:t>
       </w:r>
     </w:p>
     <w:p>
       <w:r>
-        <w:t xml:space="preserve">&gt; 2. </w:t>
-      </w:r>
-      <w:r>
-        <w:rPr>
-          <w:b/>
-        </w:rPr>
-        <w:t>Generic AI chatbots</w:t>
-      </w:r>
-      <w:r>
-        <w:t xml:space="preserve"> like ChatGPT or Claude lack pedagogical structure, hallucinate facts, and fail to track skill progression systematically.</w:t>
+        <w:t>&gt; 2. Generic AI chatbots like ChatGPT or Claude lack pedagogical structure, hallucinate facts, and fail to track skill progression systematically.</w:t>
       </w:r>
     </w:p>
     <w:p>
@@ -464,44 +631,17 @@
     </w:p>
     <w:p>
       <w:r>
-        <w:t xml:space="preserve">&gt; - </w:t>
-      </w:r>
-      <w:r>
-        <w:rPr>
-          <w:b/>
-        </w:rPr>
-        <w:t>Domain-Grounded RAG</w:t>
-      </w:r>
-      <w:r>
-        <w:t xml:space="preserve"> using ChromaDB to prevent factual hallucinations.</w:t>
+        <w:t>&gt; - Domain-Grounded RAG using ChromaDB to prevent factual hallucinations.</w:t>
       </w:r>
     </w:p>
     <w:p>
       <w:r>
-        <w:t xml:space="preserve">&gt; - A </w:t>
-      </w:r>
-      <w:r>
-        <w:rPr>
-          <w:b/>
-        </w:rPr>
-        <w:t>Deterministic Bloom's Taxonomy Adaptive Engine</w:t>
-      </w:r>
-      <w:r>
-        <w:t xml:space="preserve"> implemented in Python to govern cognitive difficulty progression.</w:t>
+        <w:t>&gt; - A Deterministic Bloom's Taxonomy Adaptive Engine implemented in Python to govern cognitive difficulty progression.</w:t>
       </w:r>
     </w:p>
     <w:p>
       <w:r>
-        <w:t xml:space="preserve">&gt; - A </w:t>
-      </w:r>
-      <w:r>
-        <w:rPr>
-          <w:b/>
-        </w:rPr>
-        <w:t>Multi-Signal Evaluation Engine</w:t>
-      </w:r>
-      <w:r>
-        <w:t xml:space="preserve"> combining AI critique with mathematical semantic similarity and concept coverage.</w:t>
+        <w:t>&gt; - A Multi-Signal Evaluation Engine combining AI critique with mathematical semantic similarity and concept coverage.</w:t>
       </w:r>
     </w:p>
     <w:p>
@@ -516,58 +656,22 @@
     </w:p>
     <w:p>
       <w:r>
-        <w:t xml:space="preserve">&gt; - </w:t>
-      </w:r>
-      <w:r>
-        <w:rPr>
-          <w:b/>
-        </w:rPr>
-        <w:t>Frontend:</w:t>
-      </w:r>
-      <w:r>
-        <w:t xml:space="preserve"> React 18 Single-Page Application powered by Vite and Tailwind CSS.</w:t>
+        <w:t>&gt; - Frontend: React 18 Single-Page Application powered by Vite and Tailwind CSS.</w:t>
       </w:r>
     </w:p>
     <w:p>
       <w:r>
-        <w:t xml:space="preserve">&gt; - </w:t>
-      </w:r>
-      <w:r>
-        <w:rPr>
-          <w:b/>
-        </w:rPr>
-        <w:t>Backend API:</w:t>
-      </w:r>
-      <w:r>
-        <w:t xml:space="preserve"> Asynchronous Python FastAPI using ASGI (`uvicorn`) for high-throughput concurrency.</w:t>
+        <w:t>&gt; - Backend API: Asynchronous Python FastAPI using ASGI (`uvicorn`) for high-throughput concurrency.</w:t>
       </w:r>
     </w:p>
     <w:p>
       <w:r>
-        <w:t xml:space="preserve">&gt; - </w:t>
-      </w:r>
-      <w:r>
-        <w:rPr>
-          <w:b/>
-        </w:rPr>
-        <w:t>Persistence:</w:t>
-      </w:r>
-      <w:r>
-        <w:t xml:space="preserve"> Relational session storage in MySQL 8 via SQLAlchemy ORM, alongside a local ChromaDB vector store.</w:t>
+        <w:t>&gt; - Persistence: Relational session storage in MySQL 8 via SQLAlchemy ORM, alongside a local ChromaDB vector store.</w:t>
       </w:r>
     </w:p>
     <w:p>
       <w:r>
-        <w:t xml:space="preserve">&gt; - </w:t>
-      </w:r>
-      <w:r>
-        <w:rPr>
-          <w:b/>
-        </w:rPr>
-        <w:t>Security:</w:t>
-      </w:r>
-      <w:r>
-        <w:t xml:space="preserve"> Stateless authentication using JSON Web Tokens (JWT) signed with HMAC-SHA256 (HS256) and passwords salted and hashed via bcrypt."</w:t>
+        <w:t>&gt; - Security: Stateless authentication using JSON Web Tokens (JWT) signed with HMAC-SHA256 (HS256) and passwords salted and hashed via bcrypt."</w:t>
       </w:r>
     </w:p>
     <w:p>
@@ -582,70 +686,31 @@
       <w:pPr>
         <w:pStyle w:val="ListBullet"/>
       </w:pPr>
-      <w:r/>
       <w:r>
-        <w:rPr>
-          <w:b/>
-        </w:rPr>
         <w:t>Screen Action:</w:t>
-      </w:r>
-      <w:r/>
-    </w:p>
-    <w:p>
-      <w:r>
-        <w:t xml:space="preserve">  1. Open browser at `http://localhost:5174`.</w:t>
       </w:r>
     </w:p>
     <w:p>
       <w:r>
-        <w:t xml:space="preserve">  2. Display the modern hero landing page.</w:t>
+        <w:t>1. Open browser at `http://localhost:5174`.</w:t>
       </w:r>
     </w:p>
     <w:p>
       <w:r>
-        <w:t xml:space="preserve">  3. Navigate to </w:t>
+        <w:t>2. Display the modern hero landing page.</w:t>
       </w:r>
+    </w:p>
+    <w:p>
       <w:r>
-        <w:rPr>
-          <w:b/>
-        </w:rPr>
-        <w:t>Login</w:t>
-      </w:r>
-      <w:r>
-        <w:t xml:space="preserve"> / </w:t>
-      </w:r>
-      <w:r>
-        <w:rPr>
-          <w:b/>
-        </w:rPr>
-        <w:t>Register</w:t>
-      </w:r>
-      <w:r>
-        <w:t xml:space="preserve">, enter test credentials, and log into the </w:t>
-      </w:r>
-      <w:r>
-        <w:rPr>
-          <w:b/>
-        </w:rPr>
-        <w:t>Dashboard</w:t>
-      </w:r>
-      <w:r>
-        <w:t>.</w:t>
+        <w:t>3. Navigate to Login / Register, enter test credentials, and log into the Dashboard.</w:t>
       </w:r>
     </w:p>
     <w:p>
       <w:pPr>
         <w:pStyle w:val="ListBullet"/>
       </w:pPr>
-      <w:r/>
       <w:r>
-        <w:rPr>
-          <w:b/>
-        </w:rPr>
-        <w:t>Delivery Tip:</w:t>
-      </w:r>
-      <w:r>
-        <w:t xml:space="preserve"> Speak with authority and clarity. Highlight that our architecture is fully decoupled, scalable, and follows enterprise best practices.</w:t>
+        <w:t>Delivery Tip: Speak with authority and clarity. Highlight that our architecture is fully decoupled, scalable, and follows enterprise best practices.</w:t>
       </w:r>
     </w:p>
     <w:p>
@@ -700,60 +765,32 @@
       <w:pPr>
         <w:pStyle w:val="ListBullet"/>
       </w:pPr>
-      <w:r/>
       <w:r>
-        <w:rPr>
-          <w:b/>
-        </w:rPr>
-        <w:t>FastAPI Main App &amp; Middleware:</w:t>
-      </w:r>
-      <w:r>
-        <w:t xml:space="preserve"> `backend/app/main.py` (Lines 14-37)</w:t>
+        <w:t>FastAPI Main App &amp; Middleware: `backend/app/main.py` (Lines 14-37)</w:t>
       </w:r>
     </w:p>
     <w:p>
       <w:pPr>
         <w:pStyle w:val="ListBullet"/>
       </w:pPr>
-      <w:r/>
       <w:r>
-        <w:rPr>
-          <w:b/>
-        </w:rPr>
-        <w:t>Authentication Endpoints:</w:t>
-      </w:r>
-      <w:r>
-        <w:t xml:space="preserve"> `backend/app/routers/auth.py` (Lines 25-65)</w:t>
+        <w:t>Authentication Endpoints: `backend/app/routers/auth.py` (Lines 25-65)</w:t>
       </w:r>
     </w:p>
     <w:p>
       <w:pPr>
         <w:pStyle w:val="ListBullet"/>
       </w:pPr>
-      <w:r/>
       <w:r>
-        <w:rPr>
-          <w:b/>
-        </w:rPr>
-        <w:t>Bcrypt &amp; JWT Implementation:</w:t>
-      </w:r>
-      <w:r>
-        <w:t xml:space="preserve"> `backend/app/services/auth_service.py` (Lines 20-55)</w:t>
+        <w:t>Bcrypt &amp; JWT Implementation: `backend/app/services/auth_service.py` (Lines 20-55)</w:t>
       </w:r>
     </w:p>
     <w:p>
       <w:pPr>
         <w:pStyle w:val="ListBullet"/>
       </w:pPr>
-      <w:r/>
       <w:r>
-        <w:rPr>
-          <w:b/>
-        </w:rPr>
-        <w:t>User ORM Entity Schema:</w:t>
-      </w:r>
-      <w:r>
-        <w:t xml:space="preserve"> `backend/app/models/user.py` (Lines 10-25)</w:t>
+        <w:t>User ORM Entity Schema: `backend/app/models/user.py` (Lines 10-25)</w:t>
       </w:r>
     </w:p>
     <w:p>
@@ -768,85 +805,36 @@
       <w:pPr>
         <w:pStyle w:val="ListBullet"/>
       </w:pPr>
-      <w:r/>
       <w:r>
-        <w:rPr>
-          <w:b/>
-        </w:rPr>
         <w:t>Q: Why did you pick FastAPI instead of Django or Flask?</w:t>
       </w:r>
-      <w:r/>
     </w:p>
     <w:p>
       <w:r>
-        <w:t xml:space="preserve">  </w:t>
-      </w:r>
-      <w:r>
-        <w:rPr>
-          <w:i/>
-        </w:rPr>
-        <w:t>Answer:</w:t>
-      </w:r>
-      <w:r>
-        <w:t xml:space="preserve"> "FastAPI provides native asynchronous I/O via ASGI, native Pydantic data validation, and automated OpenAPI documentation. In AI applications where network requests to LLMs and vector stores take variable time, non-blocking asynchronous event loops prevent thread exhaustion."</w:t>
+        <w:t>*Answer:* "FastAPI provides native asynchronous I/O via ASGI, native Pydantic data validation, and automated OpenAPI documentation. In AI applications where network requests to LLMs and vector stores take variable time, non-blocking asynchronous event loops prevent thread exhaustion."</w:t>
       </w:r>
     </w:p>
     <w:p>
       <w:pPr>
         <w:pStyle w:val="ListBullet"/>
       </w:pPr>
-      <w:r/>
       <w:r>
-        <w:rPr>
-          <w:b/>
-        </w:rPr>
         <w:t>Q: How are JWT tokens verified on each request?</w:t>
-      </w:r>
-      <w:r/>
-    </w:p>
-    <w:p>
-      <w:r>
-        <w:t xml:space="preserve">  </w:t>
-      </w:r>
-      <w:r>
-        <w:rPr>
-          <w:i/>
-        </w:rPr>
-        <w:t>Answer:</w:t>
-      </w:r>
-      <w:r>
-        <w:t xml:space="preserve"> "Each protected request sends an `Authorization: Bearer &lt;token&gt;` header. Our `get_current_user` dependency decodes the token using the secret key and HS256 algorithm, validates expiration, extracts the user ID, and queries the database session."</w:t>
       </w:r>
     </w:p>
     <w:p>
       <w:r>
-        <w:t xml:space="preserve">&gt; </w:t>
-      </w:r>
-      <w:r>
-        <w:rPr>
-          <w:b/>
-        </w:rPr>
-        <w:t>Transition to Member 2:</w:t>
-      </w:r>
-      <w:r>
-        <w:t xml:space="preserve">  </w:t>
+        <w:t>*Answer:* "Each protected request sends an `Authorization: Bearer &lt;token&gt;` header. Our `get_current_user` dependency decodes the token using the secret key and HS256 algorithm, validates expiration, extracts the user ID, and queries the database session."</w:t>
       </w:r>
     </w:p>
     <w:p>
       <w:r>
-        <w:t xml:space="preserve">&gt; </w:t>
+        <w:t>&gt; Transition to Member 2:</w:t>
       </w:r>
-      <w:r>
-        <w:rPr>
-          <w:i/>
-        </w:rPr>
-        <w:t>"Now, my teammate [Member 2 Name] will explain our Context Ingestion Engine and how we perform deterministic Resume and Job Description skill gap mapping."</w:t>
-      </w:r>
-      <w:r/>
     </w:p>
     <w:p>
       <w:r>
-        <w:t>---</w:t>
+        <w:t>&gt; *"Now, my teammate [Member 2 Name] will explain our Context Ingestion Engine and how we perform deterministic Resume and Job Description skill gap mapping."*</w:t>
       </w:r>
     </w:p>
     <w:p>
@@ -861,45 +849,24 @@
       <w:pPr>
         <w:pStyle w:val="ListBullet"/>
       </w:pPr>
-      <w:r/>
       <w:r>
-        <w:rPr>
-          <w:b/>
-        </w:rPr>
-        <w:t>Role:</w:t>
-      </w:r>
-      <w:r>
-        <w:t xml:space="preserve"> Data Ingestion &amp; NLP Preprocessing Lead</w:t>
+        <w:t>Role: Data Ingestion &amp; NLP Preprocessing Lead</w:t>
       </w:r>
     </w:p>
     <w:p>
       <w:pPr>
         <w:pStyle w:val="ListBullet"/>
       </w:pPr>
-      <w:r/>
       <w:r>
-        <w:rPr>
-          <w:b/>
-        </w:rPr>
-        <w:t>Time Allocated:</w:t>
-      </w:r>
-      <w:r>
-        <w:t xml:space="preserve"> 3.5 Minutes (3:30 - 7:00)</w:t>
+        <w:t>Time Allocated: 3.5 Minutes (3:30 - 7:00)</w:t>
       </w:r>
     </w:p>
     <w:p>
       <w:pPr>
         <w:pStyle w:val="ListBullet"/>
       </w:pPr>
-      <w:r/>
       <w:r>
-        <w:rPr>
-          <w:b/>
-        </w:rPr>
-        <w:t>Primary Goal:</w:t>
-      </w:r>
-      <w:r>
-        <w:t xml:space="preserve"> Explain deterministic document parsing, regex section cleanup, and the Group A vs Group B skill intersection logic.</w:t>
+        <w:t>Primary Goal: Explain deterministic document parsing, regex section cleanup, and the Group A vs Group B skill intersection logic.</w:t>
       </w:r>
     </w:p>
     <w:p>
@@ -912,16 +879,7 @@
     </w:p>
     <w:p>
       <w:r>
-        <w:t xml:space="preserve">&gt; "Thank you [Member 1]. I am [Name], and I will present our </w:t>
-      </w:r>
-      <w:r>
-        <w:rPr>
-          <w:b/>
-        </w:rPr>
-        <w:t>Context Ingestion and Skill Gap Analysis Pipeline</w:t>
-      </w:r>
-      <w:r>
-        <w:t>.</w:t>
+        <w:t>&gt; "Thank you [Member 1]. I am [Name], and I will present our Context Ingestion and Skill Gap Analysis Pipeline.</w:t>
       </w:r>
     </w:p>
     <w:p>
@@ -931,25 +889,7 @@
     </w:p>
     <w:p>
       <w:r>
-        <w:t xml:space="preserve">&gt; Generic mock interview platforms ask generic questions because they lack candidate context. SmartInterview tailors every session by analyzing two essential documents: the candidate's </w:t>
-      </w:r>
-      <w:r>
-        <w:rPr>
-          <w:b/>
-        </w:rPr>
-        <w:t>Resume</w:t>
-      </w:r>
-      <w:r>
-        <w:t xml:space="preserve"> and the target </w:t>
-      </w:r>
-      <w:r>
-        <w:rPr>
-          <w:b/>
-        </w:rPr>
-        <w:t>Job Description (JD)</w:t>
-      </w:r>
-      <w:r>
-        <w:t>.</w:t>
+        <w:t>&gt; Generic mock interview platforms ask generic questions because they lack candidate context. SmartInterview tailors every session by analyzing two essential documents: the candidate's Resume and the target Job Description (JD).</w:t>
       </w:r>
     </w:p>
     <w:p>
@@ -959,67 +899,22 @@
     </w:p>
     <w:p>
       <w:r>
-        <w:t xml:space="preserve">&gt; A key engineering choice we made is that </w:t>
-      </w:r>
-      <w:r>
-        <w:rPr>
-          <w:b/>
-        </w:rPr>
-        <w:t>we do NOT use an LLM for document parsing</w:t>
-      </w:r>
-      <w:r>
-        <w:t>. LLM parsing is non-deterministic, slow, and expensive. Instead, our pipeline is 100% deterministic:</w:t>
+        <w:t>&gt; A key engineering choice we made is that we do NOT use an LLM for document parsing. LLM parsing is non-deterministic, slow, and expensive. Instead, our pipeline is 100% deterministic:</w:t>
       </w:r>
     </w:p>
     <w:p>
       <w:r>
-        <w:t xml:space="preserve">&gt; 1. </w:t>
-      </w:r>
-      <w:r>
-        <w:rPr>
-          <w:b/>
-        </w:rPr>
-        <w:t>High-Speed Document Extraction:</w:t>
-      </w:r>
-      <w:r>
-        <w:t xml:space="preserve"> We use </w:t>
-      </w:r>
-      <w:r>
-        <w:rPr>
-          <w:b/>
-        </w:rPr>
-        <w:t>PyMuPDF (`fitz`)</w:t>
-      </w:r>
-      <w:r>
-        <w:t xml:space="preserve"> to extract clean text streams from PDF, DOCX, and TXT files in under 50 milliseconds.</w:t>
+        <w:t>&gt; 1. High-Speed Document Extraction: We use PyMuPDF (`fitz`) to extract clean text streams from PDF, DOCX, and TXT files in under 50 milliseconds.</w:t>
       </w:r>
     </w:p>
     <w:p>
       <w:r>
-        <w:t xml:space="preserve">&gt; 2. </w:t>
-      </w:r>
-      <w:r>
-        <w:rPr>
-          <w:b/>
-        </w:rPr>
-        <w:t>Regex Section Filtering:</w:t>
-      </w:r>
-      <w:r>
-        <w:t xml:space="preserve"> Job descriptions contain clutter like salary, benefits, and EEO legal disclaimers. Our JD parser uses regex boundary patterns to strip non-technical sections and isolate technical requirements.</w:t>
+        <w:t>&gt; 2. Regex Section Filtering: Job descriptions contain clutter like salary, benefits, and EEO legal disclaimers. Our JD parser uses regex boundary patterns to strip non-technical sections and isolate technical requirements.</w:t>
       </w:r>
     </w:p>
     <w:p>
       <w:r>
-        <w:t xml:space="preserve">&gt; 3. </w:t>
-      </w:r>
-      <w:r>
-        <w:rPr>
-          <w:b/>
-        </w:rPr>
-        <w:t>Canonical Skill Taxonomy:</w:t>
-      </w:r>
-      <w:r>
-        <w:t xml:space="preserve"> We match skills against a normalized taxonomy covering 40+ computer science disciplines.</w:t>
+        <w:t>&gt; 3. Canonical Skill Taxonomy: We match skills against a normalized taxonomy covering 40+ computer science disciplines.</w:t>
       </w:r>
     </w:p>
     <w:p>
@@ -1029,62 +924,17 @@
     </w:p>
     <w:p>
       <w:r>
-        <w:t xml:space="preserve">&gt; The core algorithmic innovation in my module is </w:t>
-      </w:r>
-      <w:r>
-        <w:rPr>
-          <w:b/>
-        </w:rPr>
-        <w:t>Skill Grouping</w:t>
-      </w:r>
-      <w:r>
-        <w:t>:</w:t>
+        <w:t>&gt; The core algorithmic innovation in my module is Skill Grouping:</w:t>
       </w:r>
     </w:p>
     <w:p>
       <w:r>
-        <w:t xml:space="preserve">&gt; - </w:t>
-      </w:r>
-      <w:r>
-        <w:rPr>
-          <w:b/>
-        </w:rPr>
-        <w:t>Group A ($JD \cap Resume$):</w:t>
-      </w:r>
-      <w:r>
-        <w:t xml:space="preserve"> Overlapping skills found in </w:t>
-      </w:r>
-      <w:r>
-        <w:rPr>
-          <w:i/>
-        </w:rPr>
-        <w:t>both</w:t>
-      </w:r>
-      <w:r>
-        <w:t xml:space="preserve"> documents. The system prioritizes Group A first to verify the candidate's claimed experience against the job requirements.</w:t>
+        <w:t>&gt; - Group A ($JD \cap Resume$): Overlapping skills found in *both* documents. The system prioritizes Group A first to verify the candidate's claimed experience against the job requirements.</w:t>
       </w:r>
     </w:p>
     <w:p>
       <w:r>
-        <w:t xml:space="preserve">&gt; - </w:t>
-      </w:r>
-      <w:r>
-        <w:rPr>
-          <w:b/>
-        </w:rPr>
-        <w:t>Group B ($JD \setminus Resume$):</w:t>
-      </w:r>
-      <w:r>
-        <w:t xml:space="preserve"> Required job skills </w:t>
-      </w:r>
-      <w:r>
-        <w:rPr>
-          <w:i/>
-        </w:rPr>
-        <w:t>absent</w:t>
-      </w:r>
-      <w:r>
-        <w:t xml:space="preserve"> from the resume. The system tests Group B second to assess candidate adaptability and uncover skill gaps.</w:t>
+        <w:t>&gt; - Group B ($JD \setminus Resume$): Required job skills *absent* from the resume. The system tests Group B second to assess candidate adaptability and uncover skill gaps.</w:t>
       </w:r>
     </w:p>
     <w:p>
@@ -1094,16 +944,7 @@
     </w:p>
     <w:p>
       <w:r>
-        <w:t xml:space="preserve">&gt; Furthermore, we built an </w:t>
-      </w:r>
-      <w:r>
-        <w:rPr>
-          <w:b/>
-        </w:rPr>
-        <w:t>Academic Syllabus Mode</w:t>
-      </w:r>
-      <w:r>
-        <w:t xml:space="preserve"> allowing university students to upload course syllabi for viva and semester preparation."</w:t>
+        <w:t>&gt; Furthermore, we built an Academic Syllabus Mode allowing university students to upload course syllabi for viva and semester preparation."</w:t>
       </w:r>
     </w:p>
     <w:p>
@@ -1118,70 +959,31 @@
       <w:pPr>
         <w:pStyle w:val="ListBullet"/>
       </w:pPr>
-      <w:r/>
       <w:r>
-        <w:rPr>
-          <w:b/>
-        </w:rPr>
         <w:t>Screen Action:</w:t>
-      </w:r>
-      <w:r/>
-    </w:p>
-    <w:p>
-      <w:r>
-        <w:t xml:space="preserve">  1. Navigate to </w:t>
-      </w:r>
-      <w:r>
-        <w:rPr>
-          <w:b/>
-        </w:rPr>
-        <w:t>Resume &amp; JD Upload</w:t>
-      </w:r>
-      <w:r>
-        <w:t xml:space="preserve"> (`/resume-upload`).</w:t>
       </w:r>
     </w:p>
     <w:p>
       <w:r>
-        <w:t xml:space="preserve">  2. Upload a sample PDF resume and paste a technical Job Description (e.g., Python Backend Engineer with SQL and Docker).</w:t>
+        <w:t>1. Navigate to Resume &amp; JD Upload (`/resume-upload`).</w:t>
       </w:r>
     </w:p>
     <w:p>
       <w:r>
-        <w:t xml:space="preserve">  3. Show the UI extracting skills and rendering </w:t>
+        <w:t>2. Upload a sample PDF resume and paste a technical Job Description (e.g., Python Backend Engineer with SQL and Docker).</w:t>
       </w:r>
+    </w:p>
+    <w:p>
       <w:r>
-        <w:rPr>
-          <w:b/>
-        </w:rPr>
-        <w:t>Group A (Verified Skills)</w:t>
-      </w:r>
-      <w:r>
-        <w:t xml:space="preserve"> and </w:t>
-      </w:r>
-      <w:r>
-        <w:rPr>
-          <w:b/>
-        </w:rPr>
-        <w:t>Group B (Skill Gaps)</w:t>
-      </w:r>
-      <w:r>
-        <w:t xml:space="preserve"> badges.</w:t>
+        <w:t>3. Show the UI extracting skills and rendering Group A (Verified Skills) and Group B (Skill Gaps) badges.</w:t>
       </w:r>
     </w:p>
     <w:p>
       <w:pPr>
         <w:pStyle w:val="ListBullet"/>
       </w:pPr>
-      <w:r/>
       <w:r>
-        <w:rPr>
-          <w:b/>
-        </w:rPr>
-        <w:t>Delivery Tip:</w:t>
-      </w:r>
-      <w:r>
-        <w:t xml:space="preserve"> Emphasize the math behind the skill sets ($A = JD \cap Resume$, $B = JD - Resume$).</w:t>
+        <w:t>Delivery Tip: Emphasize the math behind the skill sets ($A = JD \cap Resume$, $B = JD - Resume$).</w:t>
       </w:r>
     </w:p>
     <w:p>
@@ -1218,12 +1020,12 @@
     </w:p>
     <w:p>
       <w:r>
-        <w:t xml:space="preserve">  $$\text{Group A} = S_{\text{JD}} \cap S_{\text{Resume}}$$</w:t>
+        <w:t>$$\text{Group A} = S_{\text{JD}} \cap S_{\text{Resume}}$$</w:t>
       </w:r>
     </w:p>
     <w:p>
       <w:r>
-        <w:t xml:space="preserve">  $$\text{Group B} = S_{\text{JD}} \setminus S_{\text{Resume}}$$</w:t>
+        <w:t>$$\text{Group B} = S_{\text{JD}} \setminus S_{\text{Resume}}$$</w:t>
       </w:r>
     </w:p>
     <w:p>
@@ -1238,60 +1040,32 @@
       <w:pPr>
         <w:pStyle w:val="ListBullet"/>
       </w:pPr>
-      <w:r/>
       <w:r>
-        <w:rPr>
-          <w:b/>
-        </w:rPr>
-        <w:t>JD Parser &amp; Group A/B Algorithm:</w:t>
-      </w:r>
-      <w:r>
-        <w:t xml:space="preserve"> `backend/app/services/jd_service.py` (Lines 8-60, 120-155)</w:t>
+        <w:t>JD Parser &amp; Group A/B Algorithm: `backend/app/services/jd_service.py` (Lines 8-60, 120-155)</w:t>
       </w:r>
     </w:p>
     <w:p>
       <w:pPr>
         <w:pStyle w:val="ListBullet"/>
       </w:pPr>
-      <w:r/>
       <w:r>
-        <w:rPr>
-          <w:b/>
-        </w:rPr>
-        <w:t>Resume Extraction Engine:</w:t>
-      </w:r>
-      <w:r>
-        <w:t xml:space="preserve"> `backend/app/services/resume_service.py` (Lines 1-30) &amp; `scripts/parse_resume.py`</w:t>
+        <w:t>Resume Extraction Engine: `backend/app/services/resume_service.py` (Lines 1-30) &amp; `scripts/parse_resume.py`</w:t>
       </w:r>
     </w:p>
     <w:p>
       <w:pPr>
         <w:pStyle w:val="ListBullet"/>
       </w:pPr>
-      <w:r/>
       <w:r>
-        <w:rPr>
-          <w:b/>
-        </w:rPr>
-        <w:t>Job Description API Router:</w:t>
-      </w:r>
-      <w:r>
-        <w:t xml:space="preserve"> `backend/app/routers/job_descriptions.py` (Lines 40-100)</w:t>
+        <w:t>Job Description API Router: `backend/app/routers/job_descriptions.py` (Lines 40-100)</w:t>
       </w:r>
     </w:p>
     <w:p>
       <w:pPr>
         <w:pStyle w:val="ListBullet"/>
       </w:pPr>
-      <w:r/>
       <w:r>
-        <w:rPr>
-          <w:b/>
-        </w:rPr>
-        <w:t>Syllabus Parser:</w:t>
-      </w:r>
-      <w:r>
-        <w:t xml:space="preserve"> `backend/app/services/syllabus_engine.py` (Lines 30-85)</w:t>
+        <w:t>Syllabus Parser: `backend/app/services/syllabus_engine.py` (Lines 30-85)</w:t>
       </w:r>
     </w:p>
     <w:p>
@@ -1306,85 +1080,36 @@
       <w:pPr>
         <w:pStyle w:val="ListBullet"/>
       </w:pPr>
-      <w:r/>
       <w:r>
-        <w:rPr>
-          <w:b/>
-        </w:rPr>
         <w:t>Q: What happens to skills found in the Resume but NOT in the JD?</w:t>
       </w:r>
-      <w:r/>
     </w:p>
     <w:p>
       <w:r>
-        <w:t xml:space="preserve">  </w:t>
-      </w:r>
-      <w:r>
-        <w:rPr>
-          <w:i/>
-        </w:rPr>
-        <w:t>Answer:</w:t>
-      </w:r>
-      <w:r>
-        <w:t xml:space="preserve"> "Resume-only skills ($S_{\text{Resume}} \setminus S_{\text{JD}}$) are saved to the candidate's profile but excluded from the active interview plan. An interview must remain targeted to the hiring role's requirements rather than drifting into unrelated hobbies or legacy skills."</w:t>
+        <w:t>*Answer:* "Resume-only skills ($S_{\text{Resume}} \setminus S_{\text{JD}}$) are saved to the candidate's profile but excluded from the active interview plan. An interview must remain targeted to the hiring role's requirements rather than drifting into unrelated hobbies or legacy skills."</w:t>
       </w:r>
     </w:p>
     <w:p>
       <w:pPr>
         <w:pStyle w:val="ListBullet"/>
       </w:pPr>
-      <w:r/>
       <w:r>
-        <w:rPr>
-          <w:b/>
-        </w:rPr>
         <w:t>Q: Why use PyMuPDF instead of PyPDF2 or pdfminer?</w:t>
-      </w:r>
-      <w:r/>
-    </w:p>
-    <w:p>
-      <w:r>
-        <w:t xml:space="preserve">  </w:t>
-      </w:r>
-      <w:r>
-        <w:rPr>
-          <w:i/>
-        </w:rPr>
-        <w:t>Answer:</w:t>
-      </w:r>
-      <w:r>
-        <w:t xml:space="preserve"> "PyMuPDF (`fitz`) is written in C (MuPDF library) and benchmarks 10x to 20x faster than pure-Python libraries like PyPDF2, while handling complex multi-column layouts and non-standard fonts reliably without crashing."</w:t>
       </w:r>
     </w:p>
     <w:p>
       <w:r>
-        <w:t xml:space="preserve">&gt; </w:t>
-      </w:r>
-      <w:r>
-        <w:rPr>
-          <w:b/>
-        </w:rPr>
-        <w:t>Transition to Member 3:</w:t>
-      </w:r>
-      <w:r>
-        <w:t xml:space="preserve">  </w:t>
+        <w:t>*Answer:* "PyMuPDF (`fitz`) is written in C (MuPDF library) and benchmarks 10x to 20x faster than pure-Python libraries like PyPDF2, while handling complex multi-column layouts and non-standard fonts reliably without crashing."</w:t>
       </w:r>
     </w:p>
     <w:p>
       <w:r>
-        <w:t xml:space="preserve">&gt; </w:t>
+        <w:t>&gt; Transition to Member 3:</w:t>
       </w:r>
-      <w:r>
-        <w:rPr>
-          <w:i/>
-        </w:rPr>
-        <w:t>"Next, my teammate [Member 3 Name] will explain our RAG knowledge base and how context-grounded interview questions are generated."</w:t>
-      </w:r>
-      <w:r/>
     </w:p>
     <w:p>
       <w:r>
-        <w:t>---</w:t>
+        <w:t>&gt; *"Next, my teammate [Member 3 Name] will explain our RAG knowledge base and how context-grounded interview questions are generated."*</w:t>
       </w:r>
     </w:p>
     <w:p>
@@ -1399,45 +1124,24 @@
       <w:pPr>
         <w:pStyle w:val="ListBullet"/>
       </w:pPr>
-      <w:r/>
       <w:r>
-        <w:rPr>
-          <w:b/>
-        </w:rPr>
-        <w:t>Role:</w:t>
-      </w:r>
-      <w:r>
-        <w:t xml:space="preserve"> AI/RAG &amp; Knowledge Engineering Lead</w:t>
+        <w:t>Role: AI/RAG &amp; Knowledge Engineering Lead</w:t>
       </w:r>
     </w:p>
     <w:p>
       <w:pPr>
         <w:pStyle w:val="ListBullet"/>
       </w:pPr>
-      <w:r/>
       <w:r>
-        <w:rPr>
-          <w:b/>
-        </w:rPr>
-        <w:t>Time Allocated:</w:t>
-      </w:r>
-      <w:r>
-        <w:t xml:space="preserve"> 3.5 Minutes (7:00 - 10:30)</w:t>
+        <w:t>Time Allocated: 3.5 Minutes (7:00 - 10:30)</w:t>
       </w:r>
     </w:p>
     <w:p>
       <w:pPr>
         <w:pStyle w:val="ListBullet"/>
       </w:pPr>
-      <w:r/>
       <w:r>
-        <w:rPr>
-          <w:b/>
-        </w:rPr>
-        <w:t>Primary Goal:</w:t>
-      </w:r>
-      <w:r>
-        <w:t xml:space="preserve"> Explain vector search, why RAG prevents LLM hallucinations, retrieval metrics (Hit@1, MRR), and prompt assembly.</w:t>
+        <w:t>Primary Goal: Explain vector search, why RAG prevents LLM hallucinations, retrieval metrics (Hit@1, MRR), and prompt assembly.</w:t>
       </w:r>
     </w:p>
     <w:p>
@@ -1450,16 +1154,7 @@
     </w:p>
     <w:p>
       <w:r>
-        <w:t xml:space="preserve">&gt; "Thank you [Member 2]. I am [Name], and I will discuss our </w:t>
-      </w:r>
-      <w:r>
-        <w:rPr>
-          <w:b/>
-        </w:rPr>
-        <w:t>Retrieval-Augmented Generation (RAG) Architecture and Question Generation Service</w:t>
-      </w:r>
-      <w:r>
-        <w:t>.</w:t>
+        <w:t>&gt; "Thank you [Member 2]. I am [Name], and I will discuss our Retrieval-Augmented Generation (RAG) Architecture and Question Generation Service.</w:t>
       </w:r>
     </w:p>
     <w:p>
@@ -1469,16 +1164,7 @@
     </w:p>
     <w:p>
       <w:r>
-        <w:t xml:space="preserve">&gt; When standard LLMs generate technical interview questions, they often create questions that are overly vague, too trivial, or factually inaccurate. To guarantee technical accuracy, SmartInterview grounds all question generation in a </w:t>
-      </w:r>
-      <w:r>
-        <w:rPr>
-          <w:b/>
-        </w:rPr>
-        <w:t>verified knowledge base</w:t>
-      </w:r>
-      <w:r>
-        <w:t>.</w:t>
+        <w:t>&gt; When standard LLMs generate technical interview questions, they often create questions that are overly vague, too trivial, or factually inaccurate. To guarantee technical accuracy, SmartInterview grounds all question generation in a verified knowledge base.</w:t>
       </w:r>
     </w:p>
     <w:p>
@@ -1488,108 +1174,27 @@
     </w:p>
     <w:p>
       <w:r>
-        <w:t>&gt; Our RAG architecture is built upon four technical pillars:</w:t>
+        <w:t>&gt; Our Hybrid Graph RAG architecture is built upon four technical pillars:</w:t>
       </w:r>
     </w:p>
     <w:p>
       <w:r>
-        <w:t xml:space="preserve">&gt; 1. </w:t>
-      </w:r>
-      <w:r>
-        <w:rPr>
-          <w:b/>
-        </w:rPr>
-        <w:t>Curated Technical Knowledge Base:</w:t>
-      </w:r>
-      <w:r>
-        <w:t xml:space="preserve"> We created a repository of 402 curated text chunks covering 8 foundational CS domains: Data Structures &amp; Algorithms, Operating Systems, DBMS, Computer Networks, System Design, OOP, Design Patterns, and ML/DL.</w:t>
+        <w:t>&gt; 1. Tri-Retrieval Engine: Instead of vanilla vector search that misses exact technical symbols or acronyms (like '2PL' or 'ACID'), we combine Dense Semantic ChromaDB, Lexical BM25Okapi keyword search, and NetworkX Knowledge Graph prerequisite traversal over 402 curated CS chunks across 8 domains.</w:t>
       </w:r>
     </w:p>
     <w:p>
       <w:r>
-        <w:t xml:space="preserve">&gt; 2. </w:t>
-      </w:r>
-      <w:r>
-        <w:rPr>
-          <w:b/>
-        </w:rPr>
-        <w:t>Local Vector Database:</w:t>
-      </w:r>
-      <w:r>
-        <w:t xml:space="preserve"> We use </w:t>
-      </w:r>
-      <w:r>
-        <w:rPr>
-          <w:b/>
-        </w:rPr>
-        <w:t>ChromaDB 0.6.3</w:t>
-      </w:r>
-      <w:r>
-        <w:t xml:space="preserve"> with persistent SQLite and Parquet indexing.</w:t>
+        <w:t>&gt; 2. Reciprocal Rank Fusion (RRF, k=60): Fuses rankings mathematically so that neither dense nor lexical retrieval dominates.</w:t>
       </w:r>
     </w:p>
     <w:p>
       <w:r>
-        <w:t xml:space="preserve">&gt; 3. </w:t>
-      </w:r>
-      <w:r>
-        <w:rPr>
-          <w:b/>
-        </w:rPr>
-        <w:t>Dense Semantic Embeddings:</w:t>
-      </w:r>
-      <w:r>
-        <w:t xml:space="preserve"> We use the </w:t>
-      </w:r>
-      <w:r>
-        <w:rPr>
-          <w:b/>
-        </w:rPr>
-        <w:t>`all-MiniLM-L6-v2`</w:t>
-      </w:r>
-      <w:r>
-        <w:t xml:space="preserve"> model from SentenceTransformers. It maps queries into 384-dimensional dense vectors locally on CPU with zero API costs.</w:t>
+        <w:t>&gt; 3. Dense Semantic Embeddings: The local `all-MiniLM-L6-v2` Sentence-BERT model generates 384-dimensional dense vectors on CPU in under 15ms.</w:t>
       </w:r>
     </w:p>
     <w:p>
       <w:r>
-        <w:t xml:space="preserve">&gt; 4. </w:t>
-      </w:r>
-      <w:r>
-        <w:rPr>
-          <w:b/>
-        </w:rPr>
-        <w:t>Rigorous Retrieval Benchmarks:</w:t>
-      </w:r>
-      <w:r>
-        <w:t xml:space="preserve"> In empirical testing across technical queries, our retrieval engine achieved a </w:t>
-      </w:r>
-      <w:r>
-        <w:rPr>
-          <w:b/>
-        </w:rPr>
-        <w:t>96.97% Hit@1</w:t>
-      </w:r>
-      <w:r>
-        <w:t xml:space="preserve">, </w:t>
-      </w:r>
-      <w:r>
-        <w:rPr>
-          <w:b/>
-        </w:rPr>
-        <w:t>100% Hit@3</w:t>
-      </w:r>
-      <w:r>
-        <w:t xml:space="preserve">, and a Mean Reciprocal Rank (MRR) of </w:t>
-      </w:r>
-      <w:r>
-        <w:rPr>
-          <w:b/>
-        </w:rPr>
-        <w:t>0.9798</w:t>
-      </w:r>
-      <w:r>
-        <w:t>.</w:t>
+        <w:t>&gt; 4. Empirical Retrieval Benchmarks: Across 33 technical domain queries, our pipeline achieved 96.97% Hit@1, 100% Hit@3, and an MRR of 0.9798 with 24.6ms retrieval latency.</w:t>
       </w:r>
     </w:p>
     <w:p>
@@ -1599,16 +1204,7 @@
     </w:p>
     <w:p>
       <w:r>
-        <w:t xml:space="preserve">&gt; During an interview, when a skill (like 'DBMS') is selected, we perform a cosine similarity search filtered by that domain. The top-3 reference chunks are retrieved and injected directly into a structured prompt sent to the </w:t>
-      </w:r>
-      <w:r>
-        <w:rPr>
-          <w:b/>
-        </w:rPr>
-        <w:t>Groq Cloud API</w:t>
-      </w:r>
-      <w:r>
-        <w:t xml:space="preserve"> running `openai/gpt-oss-120b`. The model is strictly instructed to generate questions grounded in those reference facts."</w:t>
+        <w:t>&gt; During an interview, when a skill (like 'DBMS') is selected, we perform a cosine similarity search filtered by that domain. The top-3 reference chunks are retrieved and injected directly into a structured prompt sent to the Groq Cloud API running `openai/gpt-oss-120b`. The model is strictly instructed to generate questions grounded in those reference facts."</w:t>
       </w:r>
     </w:p>
     <w:p>
@@ -1623,79 +1219,31 @@
       <w:pPr>
         <w:pStyle w:val="ListBullet"/>
       </w:pPr>
-      <w:r/>
       <w:r>
-        <w:rPr>
-          <w:b/>
-        </w:rPr>
         <w:t>Screen Action:</w:t>
-      </w:r>
-      <w:r/>
-    </w:p>
-    <w:p>
-      <w:r>
-        <w:t xml:space="preserve">  1. Click </w:t>
-      </w:r>
-      <w:r>
-        <w:rPr>
-          <w:b/>
-        </w:rPr>
-        <w:t>Start Interview</w:t>
-      </w:r>
-      <w:r>
-        <w:t xml:space="preserve"> on the frontend.</w:t>
       </w:r>
     </w:p>
     <w:p>
       <w:r>
-        <w:t xml:space="preserve">  2. When the question renders, point to the </w:t>
-      </w:r>
-      <w:r>
-        <w:rPr>
-          <w:b/>
-        </w:rPr>
-        <w:t>Skill Badge</w:t>
-      </w:r>
-      <w:r>
-        <w:t xml:space="preserve"> (e.g., `DBMS`), the </w:t>
-      </w:r>
-      <w:r>
-        <w:rPr>
-          <w:b/>
-        </w:rPr>
-        <w:t>Difficulty Tag</w:t>
-      </w:r>
-      <w:r>
-        <w:t>, and the factually grounded technical phrasing of the question.</w:t>
+        <w:t>1. Click Start Interview on the frontend.</w:t>
       </w:r>
     </w:p>
     <w:p>
       <w:r>
-        <w:t xml:space="preserve">  3. Open `data/knowledge_stats.json` or `chroma_db/` in VS Code to show the pre-indexed vector data.</w:t>
+        <w:t>2. When the question renders, point to the Skill Badge (e.g., `DBMS`), the Difficulty Tag, and the factually grounded technical phrasing of the question.</w:t>
+      </w:r>
+    </w:p>
+    <w:p>
+      <w:r>
+        <w:t>3. Open `data/knowledge_stats.json` or `chroma_db/` in VS Code to show the pre-indexed vector data.</w:t>
       </w:r>
     </w:p>
     <w:p>
       <w:pPr>
         <w:pStyle w:val="ListBullet"/>
       </w:pPr>
-      <w:r/>
       <w:r>
-        <w:rPr>
-          <w:b/>
-        </w:rPr>
-        <w:t>Delivery Tip:</w:t>
-      </w:r>
-      <w:r>
-        <w:t xml:space="preserve"> Highlight that our vector search runs </w:t>
-      </w:r>
-      <w:r>
-        <w:rPr>
-          <w:b/>
-        </w:rPr>
-        <w:t>completely locally</w:t>
-      </w:r>
-      <w:r>
-        <w:t xml:space="preserve"> without third-party vector cloud costs (like Pinecone).</w:t>
+        <w:t>Delivery Tip: Highlight that our vector search runs completely locally without third-party vector cloud costs (like Pinecone).</w:t>
       </w:r>
     </w:p>
     <w:p>
@@ -1724,7 +1272,7 @@
     </w:p>
     <w:p>
       <w:r>
-        <w:t xml:space="preserve">  $$\text{Similarity}(\mathbf{q}, \mathbf{d}) = \frac{\mathbf{q} \cdot \mathbf{d}}{\|\mathbf{q}\|_2 \|\mathbf{d}\|_2}$$</w:t>
+        <w:t>$$\text{Similarity}(\mathbf{q}, \mathbf{d}) = \frac{\mathbf{q} \cdot \mathbf{d}}{\|\mathbf{q}\|_2 \|\mathbf{d}\|_2}$$</w:t>
       </w:r>
     </w:p>
     <w:p>
@@ -1747,60 +1295,32 @@
       <w:pPr>
         <w:pStyle w:val="ListBullet"/>
       </w:pPr>
-      <w:r/>
       <w:r>
-        <w:rPr>
-          <w:b/>
-        </w:rPr>
-        <w:t>RAG &amp; Model Singleton Accessors:</w:t>
-      </w:r>
-      <w:r>
-        <w:t xml:space="preserve"> `backend/app/services/question_service.py` (Lines 40-120, showing `_init_rag()`, `get_embedding_model()`, `get_chroma_collection()`)</w:t>
+        <w:t>RAG &amp; Model Singleton Accessors: `backend/app/services/question_service.py` (Lines 40-120, showing `_init_rag()`, `get_embedding_model()`, `get_chroma_collection()`)</w:t>
       </w:r>
     </w:p>
     <w:p>
       <w:pPr>
         <w:pStyle w:val="ListBullet"/>
       </w:pPr>
-      <w:r/>
       <w:r>
-        <w:rPr>
-          <w:b/>
-        </w:rPr>
-        <w:t>Question Generation Logic:</w:t>
-      </w:r>
-      <w:r>
-        <w:t xml:space="preserve"> `backend/app/services/question_service.py` (Lines 230-310)</w:t>
+        <w:t>Question Generation Logic: `backend/app/services/question_service.py` (Lines 230-310)</w:t>
       </w:r>
     </w:p>
     <w:p>
       <w:pPr>
         <w:pStyle w:val="ListBullet"/>
       </w:pPr>
-      <w:r/>
       <w:r>
-        <w:rPr>
-          <w:b/>
-        </w:rPr>
-        <w:t>Knowledge Base Statistics:</w:t>
-      </w:r>
-      <w:r>
-        <w:t xml:space="preserve"> `data/knowledge_stats.json` (Lines 1-35, 402 chunks, 8 domains)</w:t>
+        <w:t>Knowledge Base Statistics: `data/knowledge_stats.json` (Lines 1-35, 402 chunks, 8 domains)</w:t>
       </w:r>
     </w:p>
     <w:p>
       <w:pPr>
         <w:pStyle w:val="ListBullet"/>
       </w:pPr>
-      <w:r/>
       <w:r>
-        <w:rPr>
-          <w:b/>
-        </w:rPr>
-        <w:t>ChromaDB Persistent Store:</w:t>
-      </w:r>
-      <w:r>
-        <w:t xml:space="preserve"> `chroma_db/` folder in workspace root</w:t>
+        <w:t>ChromaDB Persistent Store: `chroma_db/` folder in workspace root</w:t>
       </w:r>
     </w:p>
     <w:p>
@@ -1815,85 +1335,36 @@
       <w:pPr>
         <w:pStyle w:val="ListBullet"/>
       </w:pPr>
-      <w:r/>
       <w:r>
-        <w:rPr>
-          <w:b/>
-        </w:rPr>
         <w:t>Q: Why use Groq API instead of standard OpenAI or local Ollama?</w:t>
       </w:r>
-      <w:r/>
     </w:p>
     <w:p>
       <w:r>
-        <w:t xml:space="preserve">  </w:t>
-      </w:r>
-      <w:r>
-        <w:rPr>
-          <w:i/>
-        </w:rPr>
-        <w:t>Answer:</w:t>
-      </w:r>
-      <w:r>
-        <w:t xml:space="preserve"> "Groq uses custom LPUs (Language Processing Units) that achieve inference speeds exceeding 300 tokens per second. This reduces question generation and answer evaluation latency to sub-second speeds, enabling a natural, conversational interview experience."</w:t>
+        <w:t>*Answer:* "Groq uses custom LPUs (Language Processing Units) that achieve inference speeds exceeding 300 tokens per second. This reduces question generation and answer evaluation latency to sub-second speeds, enabling a natural, conversational interview experience."</w:t>
       </w:r>
     </w:p>
     <w:p>
       <w:pPr>
         <w:pStyle w:val="ListBullet"/>
       </w:pPr>
-      <w:r/>
       <w:r>
-        <w:rPr>
-          <w:b/>
-        </w:rPr>
         <w:t>Q: What is MRR (Mean Reciprocal Rank) and why is 0.9798 significant?</w:t>
-      </w:r>
-      <w:r/>
-    </w:p>
-    <w:p>
-      <w:r>
-        <w:t xml:space="preserve">  </w:t>
-      </w:r>
-      <w:r>
-        <w:rPr>
-          <w:i/>
-        </w:rPr>
-        <w:t>Answer:</w:t>
-      </w:r>
-      <w:r>
-        <w:t xml:space="preserve"> "MRR evaluates where the first relevant ground-truth document appears in our retrieval results ($MRR = \frac{1}{|Q|} \sum \frac{1}{\text{rank}_i}$). An MRR of 0.9798 means the absolute best matching technical concept was returned as the #1 ranked result in almost 98% of our test queries."</w:t>
       </w:r>
     </w:p>
     <w:p>
       <w:r>
-        <w:t xml:space="preserve">&gt; </w:t>
-      </w:r>
-      <w:r>
-        <w:rPr>
-          <w:b/>
-        </w:rPr>
-        <w:t>Transition to Member 4:</w:t>
-      </w:r>
-      <w:r>
-        <w:t xml:space="preserve">  </w:t>
+        <w:t>*Answer:* "MRR evaluates where the first relevant ground-truth document appears in our retrieval results ($MRR = \frac{1}{|Q|} \sum \frac{1}{\text{rank}_i}$). An MRR of 0.9798 means the absolute best matching technical concept was returned as the #1 ranked result in almost 98% of our test queries."</w:t>
       </w:r>
     </w:p>
     <w:p>
       <w:r>
-        <w:t xml:space="preserve">&gt; </w:t>
+        <w:t>&gt; Transition to Member 4:</w:t>
       </w:r>
-      <w:r>
-        <w:rPr>
-          <w:i/>
-        </w:rPr>
-        <w:t>"Now, my teammate [Member 4 Name] will explain our Deterministic Adaptive State Machine and how Bloom's Taxonomy governs interview progression."</w:t>
-      </w:r>
-      <w:r/>
     </w:p>
     <w:p>
       <w:r>
-        <w:t>---</w:t>
+        <w:t>&gt; *"Now, my teammate [Member 4 Name] will explain our Deterministic Adaptive State Machine and how Bloom's Taxonomy governs interview progression."*</w:t>
       </w:r>
     </w:p>
     <w:p>
@@ -1908,45 +1379,24 @@
       <w:pPr>
         <w:pStyle w:val="ListBullet"/>
       </w:pPr>
-      <w:r/>
       <w:r>
-        <w:rPr>
-          <w:b/>
-        </w:rPr>
-        <w:t>Role:</w:t>
-      </w:r>
-      <w:r>
-        <w:t xml:space="preserve"> Cognitive Architecture &amp; Adaptive Algorithms Lead</w:t>
+        <w:t>Role: Cognitive Architecture &amp; Adaptive Algorithms Lead</w:t>
       </w:r>
     </w:p>
     <w:p>
       <w:pPr>
         <w:pStyle w:val="ListBullet"/>
       </w:pPr>
-      <w:r/>
       <w:r>
-        <w:rPr>
-          <w:b/>
-        </w:rPr>
-        <w:t>Time Allocated:</w:t>
-      </w:r>
-      <w:r>
-        <w:t xml:space="preserve"> 3.5 Minutes (10:30 - 14:00)</w:t>
+        <w:t>Time Allocated: 3.5 Minutes (10:30 - 14:00)</w:t>
       </w:r>
     </w:p>
     <w:p>
       <w:pPr>
         <w:pStyle w:val="ListBullet"/>
       </w:pPr>
-      <w:r/>
       <w:r>
-        <w:rPr>
-          <w:b/>
-        </w:rPr>
-        <w:t>Primary Goal:</w:t>
-      </w:r>
-      <w:r>
-        <w:t xml:space="preserve"> Explain why the LLM does NOT control progression, detail Bloom's 6 cognitive levels, and demonstrate the 80/50 progression state machine.</w:t>
+        <w:t>Primary Goal: Explain why the LLM does NOT control progression, detail Bloom's 6 cognitive levels, and demonstrate the 80/50 progression state machine.</w:t>
       </w:r>
     </w:p>
     <w:p>
@@ -1959,25 +1409,7 @@
     </w:p>
     <w:p>
       <w:r>
-        <w:t xml:space="preserve">&gt; "Thank you [Member 3]. I am [Name], and I will present the core pedagogical innovation of SmartInterview: </w:t>
-      </w:r>
-      <w:r>
-        <w:rPr>
-          <w:b/>
-        </w:rPr>
-        <w:t>The Deterministic Adaptive State Machine</w:t>
-      </w:r>
-      <w:r>
-        <w:t xml:space="preserve"> based on </w:t>
-      </w:r>
-      <w:r>
-        <w:rPr>
-          <w:b/>
-        </w:rPr>
-        <w:t>Bloom's Taxonomy</w:t>
-      </w:r>
-      <w:r>
-        <w:t>.</w:t>
+        <w:t>&gt; "Thank you [Member 3]. I am [Name], and I will present the core pedagogical innovation of SmartInterview: The Deterministic Adaptive State Machine based on Bloom's Taxonomy.</w:t>
       </w:r>
     </w:p>
     <w:p>
@@ -1987,16 +1419,7 @@
     </w:p>
     <w:p>
       <w:r>
-        <w:t xml:space="preserve">&gt; In many naive AI projects, developers prompt an LLM: </w:t>
-      </w:r>
-      <w:r>
-        <w:rPr>
-          <w:i/>
-        </w:rPr>
-        <w:t>'Here is the user's answer, decide what question to ask next.'</w:t>
-      </w:r>
-      <w:r>
-        <w:t xml:space="preserve"> This approach is deeply flawed: LLMs drift, generate erratic jumps in difficulty, and lack consistent evaluation criteria.</w:t>
+        <w:t>&gt; In many naive AI projects, developers prompt an LLM: *'Here is the user's answer, decide what question to ask next.'* This approach is deeply flawed: LLMs drift, generate erratic jumps in difficulty, and lack consistent evaluation criteria.</w:t>
       </w:r>
     </w:p>
     <w:p>
@@ -2006,16 +1429,7 @@
     </w:p>
     <w:p>
       <w:r>
-        <w:t xml:space="preserve">&gt; In SmartInterview, </w:t>
-      </w:r>
-      <w:r>
-        <w:rPr>
-          <w:b/>
-        </w:rPr>
-        <w:t>the LLM is never allowed to control interview progression</w:t>
-      </w:r>
-      <w:r>
-        <w:t>.</w:t>
+        <w:t>&gt; In SmartInterview, the LLM is never allowed to control interview progression.</w:t>
       </w:r>
     </w:p>
     <w:p>
@@ -2025,100 +1439,37 @@
     </w:p>
     <w:p>
       <w:r>
-        <w:t xml:space="preserve">&gt; Instead, progression is governed by a deterministic Python state machine modeled after </w:t>
-      </w:r>
-      <w:r>
-        <w:rPr>
-          <w:b/>
-        </w:rPr>
-        <w:t>Bloom's Revised Taxonomy</w:t>
-      </w:r>
-      <w:r>
-        <w:t>, covering six progressive cognitive levels:</w:t>
+        <w:t>&gt; Instead, progression is governed by a deterministic Python state machine modeled after Bloom's Revised Taxonomy, covering six progressive cognitive levels:</w:t>
       </w:r>
     </w:p>
     <w:p>
       <w:r>
-        <w:t xml:space="preserve">&gt; 1. </w:t>
-      </w:r>
-      <w:r>
-        <w:rPr>
-          <w:b/>
-        </w:rPr>
-        <w:t>Level 1 — Remember:</w:t>
-      </w:r>
-      <w:r>
-        <w:t xml:space="preserve"> Factual recall and basic definitions.</w:t>
+        <w:t>&gt; 1. Level 1 — Remember: Factual recall and basic definitions.</w:t>
       </w:r>
     </w:p>
     <w:p>
       <w:r>
-        <w:t xml:space="preserve">&gt; 2. </w:t>
-      </w:r>
-      <w:r>
-        <w:rPr>
-          <w:b/>
-        </w:rPr>
-        <w:t>Level 2 — Understand:</w:t>
-      </w:r>
-      <w:r>
-        <w:t xml:space="preserve"> Explaining principles and tradeoffs.</w:t>
+        <w:t>&gt; 2. Level 2 — Understand: Explaining principles and tradeoffs.</w:t>
       </w:r>
     </w:p>
     <w:p>
       <w:r>
-        <w:t xml:space="preserve">&gt; 3. </w:t>
-      </w:r>
-      <w:r>
-        <w:rPr>
-          <w:b/>
-        </w:rPr>
-        <w:t>Level 3 — Apply:</w:t>
-      </w:r>
-      <w:r>
-        <w:t xml:space="preserve"> Implementing algorithms and practical coding scenarios.</w:t>
+        <w:t>&gt; 3. Level 3 — Apply: Implementing algorithms and practical coding scenarios.</w:t>
       </w:r>
     </w:p>
     <w:p>
       <w:r>
-        <w:t xml:space="preserve">&gt; 4. </w:t>
-      </w:r>
-      <w:r>
-        <w:rPr>
-          <w:b/>
-        </w:rPr>
-        <w:t>Level 4 — Analyze:</w:t>
-      </w:r>
-      <w:r>
-        <w:t xml:space="preserve"> Debugging, architectural breakdown, and bottleneck analysis.</w:t>
+        <w:t>&gt; 4. Level 4 — Analyze: Debugging, architectural breakdown, and bottleneck analysis.</w:t>
       </w:r>
     </w:p>
     <w:p>
       <w:r>
-        <w:t xml:space="preserve">&gt; 5. </w:t>
-      </w:r>
-      <w:r>
-        <w:rPr>
-          <w:b/>
-        </w:rPr>
-        <w:t>Level 5 — Evaluate:</w:t>
-      </w:r>
-      <w:r>
-        <w:t xml:space="preserve"> Critiquing design decisions and tradeoffs under constraints.</w:t>
+        <w:t>&gt; 5. Level 5 — Evaluate: Critiquing design decisions and tradeoffs under constraints.</w:t>
       </w:r>
     </w:p>
     <w:p>
       <w:r>
-        <w:t xml:space="preserve">&gt; 6. </w:t>
-      </w:r>
-      <w:r>
-        <w:rPr>
-          <w:b/>
-        </w:rPr>
-        <w:t>Level 6 — Create:</w:t>
-      </w:r>
-      <w:r>
-        <w:t xml:space="preserve"> High-level distributed system synthesis and architecture design.</w:t>
+        <w:t>&gt; 6. Level 6 — Create: High-level distributed system synthesis and architecture design.</w:t>
       </w:r>
     </w:p>
     <w:p>
@@ -2133,44 +1484,17 @@
     </w:p>
     <w:p>
       <w:r>
-        <w:t xml:space="preserve">&gt; - </w:t>
-      </w:r>
-      <w:r>
-        <w:rPr>
-          <w:b/>
-        </w:rPr>
-        <w:t>Score $\ge 80$ (Mastery):</w:t>
-      </w:r>
-      <w:r>
-        <w:t xml:space="preserve"> Advance to the next Bloom level ($L_{i+1}$). If already at Level 6, increase base difficulty (`easy` $\rightarrow$ `medium` $\rightarrow$ `hard`).</w:t>
+        <w:t>&gt; - Score $\ge 80$ (Mastery): Advance to the next Bloom level ($L_{i+1}$). If already at Level 6, increase base difficulty (`easy` $\rightarrow$ `medium` $\rightarrow$ `hard`).</w:t>
       </w:r>
     </w:p>
     <w:p>
       <w:r>
-        <w:t xml:space="preserve">&gt; - </w:t>
-      </w:r>
-      <w:r>
-        <w:rPr>
-          <w:b/>
-        </w:rPr>
-        <w:t>Score $50–79$ (Adequate):</w:t>
-      </w:r>
-      <w:r>
-        <w:t xml:space="preserve"> Maintain the current Bloom level to consolidate understanding.</w:t>
+        <w:t>&gt; - Score $50–79$ (Adequate): Maintain the current Bloom level to consolidate understanding.</w:t>
       </w:r>
     </w:p>
     <w:p>
       <w:r>
-        <w:t xml:space="preserve">&gt; - </w:t>
-      </w:r>
-      <w:r>
-        <w:rPr>
-          <w:b/>
-        </w:rPr>
-        <w:t>Score $&lt; 50$ (Remediation):</w:t>
-      </w:r>
-      <w:r>
-        <w:t xml:space="preserve"> Regress to the previous Bloom level ($L_{i-1}$) or provide a simpler foundational question.</w:t>
+        <w:t>&gt; - Score $&lt; 50$ (Remediation): Regress to the previous Bloom level ($L_{i-1}$) or provide a simpler foundational question.</w:t>
       </w:r>
     </w:p>
     <w:p>
@@ -2180,16 +1504,12 @@
     </w:p>
     <w:p>
       <w:r>
-        <w:t xml:space="preserve">&gt; To ensure fairness across the entire syllabus, we use a </w:t>
+        <w:t>&gt; To ensure fairness across the entire syllabus, we use a Weakness-Biased Round-Robin Scheduler. It tracks running averages per skill and prioritizes struggling topics while ensuring every skill is assessed."&gt;</w:t>
       </w:r>
+    </w:p>
+    <w:p>
       <w:r>
-        <w:rPr>
-          <w:b/>
-        </w:rPr>
-        <w:t>Weakness-Biased Round-Robin Scheduler</w:t>
-      </w:r>
-      <w:r>
-        <w:t>. It tracks running averages per skill and prioritizes struggling topics while ensuring every skill is assessed."</w:t>
+        <w:t>&gt; Furthermore, when a candidate completes an interview with unmastered skills, SmartInterview launches Remedial Mastery Mode. It performs backward depth-first search along prerequisite edges in our Knowledge Graph, identifies root-cause foundational gaps, generates dynamic AI study guides and interactive flashcards, and provides a 1-click 'Start Focused Retest' action.</w:t>
       </w:r>
     </w:p>
     <w:p>
@@ -2204,61 +1524,31 @@
       <w:pPr>
         <w:pStyle w:val="ListBullet"/>
       </w:pPr>
-      <w:r/>
       <w:r>
-        <w:rPr>
-          <w:b/>
-        </w:rPr>
         <w:t>Screen Action:</w:t>
-      </w:r>
-      <w:r/>
-    </w:p>
-    <w:p>
-      <w:r>
-        <w:t xml:space="preserve">  1. On the live interview screen (`/interview`), point to the current </w:t>
-      </w:r>
-      <w:r>
-        <w:rPr>
-          <w:b/>
-        </w:rPr>
-        <w:t>Bloom Level Badge</w:t>
-      </w:r>
-      <w:r>
-        <w:t xml:space="preserve"> (`Remember`).</w:t>
       </w:r>
     </w:p>
     <w:p>
       <w:r>
-        <w:t xml:space="preserve">  2. Answer the question thoroughly. Once evaluated with a score $\ge 80$, show the next question advancing to `Understand` or `Apply`.</w:t>
+        <w:t>1. On the live interview screen (`/interview`), point to the current Bloom Level Badge (`Remember`).</w:t>
       </w:r>
     </w:p>
     <w:p>
       <w:r>
-        <w:t xml:space="preserve">  3. Point out the sidebar showing real-time skill performance and question tracking.</w:t>
+        <w:t>2. Answer the question thoroughly. Once evaluated with a score $\ge 80$, show the next question advancing to `Understand` or `Apply`.</w:t>
+      </w:r>
+    </w:p>
+    <w:p>
+      <w:r>
+        <w:t>3. Point out the sidebar showing real-time skill performance and question tracking.</w:t>
       </w:r>
     </w:p>
     <w:p>
       <w:pPr>
         <w:pStyle w:val="ListBullet"/>
       </w:pPr>
-      <w:r/>
       <w:r>
-        <w:rPr>
-          <w:b/>
-        </w:rPr>
-        <w:t>Delivery Tip:</w:t>
-      </w:r>
-      <w:r>
-        <w:t xml:space="preserve"> Emphasize the word </w:t>
-      </w:r>
-      <w:r>
-        <w:rPr>
-          <w:b/>
-        </w:rPr>
-        <w:t>"Deterministic"</w:t>
-      </w:r>
-      <w:r>
-        <w:t xml:space="preserve"> — evaluators love hearing that the business logic is predictable and robust rather than a black-box prompt.</w:t>
+        <w:t>Delivery Tip: Emphasize the word "Deterministic" — evaluators love hearing that the business logic is predictable and robust rather than a black-box prompt.</w:t>
       </w:r>
     </w:p>
     <w:p>
@@ -2305,60 +1595,32 @@
       <w:pPr>
         <w:pStyle w:val="ListBullet"/>
       </w:pPr>
-      <w:r/>
       <w:r>
-        <w:rPr>
-          <w:b/>
-        </w:rPr>
-        <w:t>Progression Threshold Constants:</w:t>
-      </w:r>
-      <w:r>
-        <w:t xml:space="preserve"> `backend/app/services/adaptive_engine.py` (Lines 38-56, showing `ADVANCE_THRESHOLD = 80`, `MAINTAIN_LOWER = 50`, `BLOOM_QUESTION_TYPES`)</w:t>
+        <w:t>Progression Threshold Constants: `backend/app/services/adaptive_engine.py` (Lines 38-56, showing `ADVANCE_THRESHOLD = 80`, `MAINTAIN_LOWER = 50`, `BLOOM_QUESTION_TYPES`)</w:t>
       </w:r>
     </w:p>
     <w:p>
       <w:pPr>
         <w:pStyle w:val="ListBullet"/>
       </w:pPr>
-      <w:r/>
       <w:r>
-        <w:rPr>
-          <w:b/>
-        </w:rPr>
-        <w:t>State Transition Engine (`decide_next`):</w:t>
-      </w:r>
-      <w:r>
-        <w:t xml:space="preserve"> `backend/app/services/adaptive_engine.py` (Lines 180-245)</w:t>
+        <w:t>State Transition Engine (`decide_next`): `backend/app/services/adaptive_engine.py` (Lines 180-245)</w:t>
       </w:r>
     </w:p>
     <w:p>
       <w:pPr>
         <w:pStyle w:val="ListBullet"/>
       </w:pPr>
-      <w:r/>
       <w:r>
-        <w:rPr>
-          <w:b/>
-        </w:rPr>
-        <w:t>Bloom Taxonomy Definitions:</w:t>
-      </w:r>
-      <w:r>
-        <w:t xml:space="preserve"> `backend/app/services/bloom.py` (Lines 15-65)</w:t>
+        <w:t>Bloom Taxonomy Definitions: `backend/app/services/bloom.py` (Lines 15-65)</w:t>
       </w:r>
     </w:p>
     <w:p>
       <w:pPr>
         <w:pStyle w:val="ListBullet"/>
       </w:pPr>
-      <w:r/>
       <w:r>
-        <w:rPr>
-          <w:b/>
-        </w:rPr>
-        <w:t>Session Coordinator:</w:t>
-      </w:r>
-      <w:r>
-        <w:t xml:space="preserve"> `backend/app/services/interview_service.py` (Lines 120-175)</w:t>
+        <w:t>Session Coordinator: `backend/app/services/interview_service.py` (Lines 120-175)</w:t>
       </w:r>
     </w:p>
     <w:p>
@@ -2373,85 +1635,36 @@
       <w:pPr>
         <w:pStyle w:val="ListBullet"/>
       </w:pPr>
-      <w:r/>
       <w:r>
-        <w:rPr>
-          <w:b/>
-        </w:rPr>
         <w:t>Q: What prevents a student from getting stuck at Level 6 or Level 1 indefinitely?</w:t>
       </w:r>
-      <w:r/>
     </w:p>
     <w:p>
       <w:r>
-        <w:t xml:space="preserve">  </w:t>
-      </w:r>
-      <w:r>
-        <w:rPr>
-          <w:i/>
-        </w:rPr>
-        <w:t>Answer:</w:t>
-      </w:r>
-      <w:r>
-        <w:t xml:space="preserve"> "Our clamping functions prevent out-of-bounds errors. When a candidate reaches Level 6 with a score $\ge 80$, the Bloom level remains at 6 while base difficulty scales from easy to hard. If a student repeatedly scores $&lt; 50$ at Level 1, our weakness-biased scheduler shifts to a different skill to avoid candidate fatigue while marking that concept for review."</w:t>
+        <w:t>*Answer:* "Our clamping functions prevent out-of-bounds errors. When a candidate reaches Level 6 with a score $\ge 80$, the Bloom level remains at 6 while base difficulty scales from easy to hard. If a student repeatedly scores $&lt; 50$ at Level 1, our weakness-biased scheduler shifts to a different skill to avoid candidate fatigue while marking that concept for review."</w:t>
       </w:r>
     </w:p>
     <w:p>
       <w:pPr>
         <w:pStyle w:val="ListBullet"/>
       </w:pPr>
-      <w:r/>
       <w:r>
-        <w:rPr>
-          <w:b/>
-        </w:rPr>
         <w:t>Q: How does the system handle an interview session if the browser disconnects?</w:t>
-      </w:r>
-      <w:r/>
-    </w:p>
-    <w:p>
-      <w:r>
-        <w:t xml:space="preserve">  </w:t>
-      </w:r>
-      <w:r>
-        <w:rPr>
-          <w:i/>
-        </w:rPr>
-        <w:t>Answer:</w:t>
-      </w:r>
-      <w:r>
-        <w:t xml:space="preserve"> "Because the `AdaptiveState` is serialized to MySQL after every question turn, the session is completely stateful. When the user reconnects, the backend reloads the exact `LearnerProfile`, current Bloom level, and tested skills from the database."</w:t>
       </w:r>
     </w:p>
     <w:p>
       <w:r>
-        <w:t xml:space="preserve">&gt; </w:t>
-      </w:r>
-      <w:r>
-        <w:rPr>
-          <w:b/>
-        </w:rPr>
-        <w:t>Transition to Member 5:</w:t>
-      </w:r>
-      <w:r>
-        <w:t xml:space="preserve">  </w:t>
+        <w:t>*Answer:* "Because the `AdaptiveState` is serialized to MySQL after every question turn, the session is completely stateful. When the user reconnects, the backend reloads the exact `LearnerProfile`, current Bloom level, and tested skills from the database."</w:t>
       </w:r>
     </w:p>
     <w:p>
       <w:r>
-        <w:t xml:space="preserve">&gt; </w:t>
+        <w:t>&gt; Transition to Member 5:</w:t>
       </w:r>
-      <w:r>
-        <w:rPr>
-          <w:i/>
-        </w:rPr>
-        <w:t>"Now, my teammate [Member 5 Name] will conclude our presentation with our 5-Factor Answer Evaluation, Voice processing, and automated PDF reporting."</w:t>
-      </w:r>
-      <w:r/>
     </w:p>
     <w:p>
       <w:r>
-        <w:t>---</w:t>
+        <w:t>&gt; *"Now, my teammate [Member 5 Name] will conclude our presentation with our 5-Factor Answer Evaluation, Voice processing, and automated PDF reporting."*</w:t>
       </w:r>
     </w:p>
     <w:p>
@@ -2466,45 +1679,24 @@
       <w:pPr>
         <w:pStyle w:val="ListBullet"/>
       </w:pPr>
-      <w:r/>
       <w:r>
-        <w:rPr>
-          <w:b/>
-        </w:rPr>
-        <w:t>Role:</w:t>
-      </w:r>
-      <w:r>
-        <w:t xml:space="preserve"> Evaluation Systems, Audio Engineering &amp; Analytics Lead</w:t>
+        <w:t>Role: Evaluation Systems, Audio Engineering &amp; Analytics Lead</w:t>
       </w:r>
     </w:p>
     <w:p>
       <w:pPr>
         <w:pStyle w:val="ListBullet"/>
       </w:pPr>
-      <w:r/>
       <w:r>
-        <w:rPr>
-          <w:b/>
-        </w:rPr>
-        <w:t>Time Allocated:</w:t>
-      </w:r>
-      <w:r>
-        <w:t xml:space="preserve"> 3.5 Minutes (14:00 - 17:30)</w:t>
+        <w:t>Time Allocated: 3.5 Minutes (14:00 - 17:30)</w:t>
       </w:r>
     </w:p>
     <w:p>
       <w:pPr>
         <w:pStyle w:val="ListBullet"/>
       </w:pPr>
-      <w:r/>
       <w:r>
-        <w:rPr>
-          <w:b/>
-        </w:rPr>
-        <w:t>Primary Goal:</w:t>
-      </w:r>
-      <w:r>
-        <w:t xml:space="preserve"> Detail the 5-factor scoring formula, showcase TTS/STT voice integration, and demonstrate the dynamic PDF report generation.</w:t>
+        <w:t>Primary Goal: Detail the 5-factor scoring formula, showcase TTS/STT voice integration, and demonstrate the dynamic PDF report generation.</w:t>
       </w:r>
     </w:p>
     <w:p>
@@ -2517,16 +1709,7 @@
     </w:p>
     <w:p>
       <w:r>
-        <w:t xml:space="preserve">&gt; "Thank you [Member 4]. I am [Name], and I will present our </w:t>
-      </w:r>
-      <w:r>
-        <w:rPr>
-          <w:b/>
-        </w:rPr>
-        <w:t>Multi-Factor Answer Evaluation Service, Voice Pipeline, and Student Performance Analytics</w:t>
-      </w:r>
-      <w:r>
-        <w:t>.</w:t>
+        <w:t>&gt; "Thank you [Member 4]. I am [Name], and I will present our Multi-Factor Answer Evaluation Service, Voice Pipeline, and Student Performance Analytics.</w:t>
       </w:r>
     </w:p>
     <w:p>
@@ -2546,16 +1729,7 @@
     </w:p>
     <w:p>
       <w:r>
-        <w:t xml:space="preserve">&gt; SmartInterview uses a </w:t>
-      </w:r>
-      <w:r>
-        <w:rPr>
-          <w:b/>
-        </w:rPr>
-        <w:t>Multi-Factor Scoring Engine</w:t>
-      </w:r>
-      <w:r>
-        <w:t xml:space="preserve"> computed via a strictly defined weighted mathematical formula:</w:t>
+        <w:t>&gt; SmartInterview uses a Multi-Factor Scoring Engine computed via a strictly defined weighted mathematical formula:</w:t>
       </w:r>
     </w:p>
     <w:p>
@@ -2575,84 +1749,32 @@
     </w:p>
     <w:p>
       <w:r>
-        <w:t xml:space="preserve">&gt; </w:t>
-      </w:r>
-      <w:r>
-        <w:rPr>
-          <w:i/>
-        </w:rPr>
-        <w:t>Where:</w:t>
-      </w:r>
-      <w:r/>
-    </w:p>
-    <w:p>
-      <w:r>
-        <w:t xml:space="preserve">&gt; - </w:t>
-      </w:r>
-      <w:r>
-        <w:rPr>
-          <w:b/>
-        </w:rPr>
-        <w:t>$T$ (Technical Correctness — 30%):</w:t>
-      </w:r>
-      <w:r>
-        <w:t xml:space="preserve"> Assessed via Groq LLM at a low temperature of 0.3 for consistency.</w:t>
+        <w:t>&gt; *Where:*</w:t>
       </w:r>
     </w:p>
     <w:p>
       <w:r>
-        <w:t xml:space="preserve">&gt; - </w:t>
-      </w:r>
-      <w:r>
-        <w:rPr>
-          <w:b/>
-        </w:rPr>
-        <w:t>$C$ (Completeness — 20%):</w:t>
-      </w:r>
-      <w:r>
-        <w:t xml:space="preserve"> Measures whether all facets of the prompt were addressed.</w:t>
+        <w:t>&gt; - $T$ (Technical Correctness — 30%): Assessed via Groq LLM at a low temperature of 0.3 for consistency.</w:t>
       </w:r>
     </w:p>
     <w:p>
       <w:r>
-        <w:t xml:space="preserve">&gt; - </w:t>
-      </w:r>
-      <w:r>
-        <w:rPr>
-          <w:b/>
-        </w:rPr>
-        <w:t>$R$ (Relevance — 20%):</w:t>
-      </w:r>
-      <w:r>
-        <w:t xml:space="preserve"> Evaluates focus and conciseness.</w:t>
+        <w:t>&gt; - $C$ (Completeness — 20%): Measures whether all facets of the prompt were addressed.</w:t>
       </w:r>
     </w:p>
     <w:p>
       <w:r>
-        <w:t xml:space="preserve">&gt; - </w:t>
-      </w:r>
-      <w:r>
-        <w:rPr>
-          <w:b/>
-        </w:rPr>
-        <w:t>$S$ (Semantic Similarity — 15%):</w:t>
-      </w:r>
-      <w:r>
-        <w:t xml:space="preserve"> Measured via local SentenceTransformer cosine similarity against ground-truth technical definitions.</w:t>
+        <w:t>&gt; - $R$ (Relevance — 20%): Evaluates focus and conciseness.</w:t>
       </w:r>
     </w:p>
     <w:p>
       <w:r>
-        <w:t xml:space="preserve">&gt; - </w:t>
+        <w:t>&gt; - $S$ (Semantic Similarity — 15%): Measured via local SentenceTransformer cosine similarity against ground-truth technical definitions.</w:t>
       </w:r>
+    </w:p>
+    <w:p>
       <w:r>
-        <w:rPr>
-          <w:b/>
-        </w:rPr>
-        <w:t>$K$ (Concept Coverage — 15%):</w:t>
-      </w:r>
-      <w:r>
-        <w:t xml:space="preserve"> The ratio of expected technical keywords and concepts identified in the response.</w:t>
+        <w:t>&gt; - $K$ (Concept Coverage — 15%): The ratio of expected technical keywords and concepts identified in the response.</w:t>
       </w:r>
     </w:p>
     <w:p>
@@ -2662,44 +1784,17 @@
     </w:p>
     <w:p>
       <w:r>
-        <w:t xml:space="preserve">&gt; Next, for our </w:t>
-      </w:r>
-      <w:r>
-        <w:rPr>
-          <w:b/>
-        </w:rPr>
-        <w:t>Voice Architecture</w:t>
-      </w:r>
-      <w:r>
-        <w:t>:</w:t>
+        <w:t>&gt; Next, for our Voice Architecture:</w:t>
       </w:r>
     </w:p>
     <w:p>
       <w:r>
-        <w:t xml:space="preserve">&gt; - </w:t>
-      </w:r>
-      <w:r>
-        <w:rPr>
-          <w:b/>
-        </w:rPr>
-        <w:t>Text-to-Speech (TTS):</w:t>
-      </w:r>
-      <w:r>
-        <w:t xml:space="preserve"> We use Microsoft Neural TTS via `edge-tts` (`en-US-ChristopherNeural`). It strips markdown formatting, normalizes technical terms, and uses an in-memory SHA-256 LRU cache for near-instant audio replay.</w:t>
+        <w:t>&gt; - Text-to-Speech (TTS): We use Microsoft Neural TTS via `edge-tts` (`en-US-ChristopherNeural`). It strips markdown formatting, normalizes technical terms, and uses an in-memory SHA-256 LRU cache for near-instant audio replay.</w:t>
       </w:r>
     </w:p>
     <w:p>
       <w:r>
-        <w:t xml:space="preserve">&gt; - </w:t>
-      </w:r>
-      <w:r>
-        <w:rPr>
-          <w:b/>
-        </w:rPr>
-        <w:t>Speech-to-Text (STT):</w:t>
-      </w:r>
-      <w:r>
-        <w:t xml:space="preserve"> Powered by Groq Whisper (`whisper-large-v3`) primed with a domain-specific technical vocabulary prompt to accurately transcribe technical terms like 'Kubernetes', 'polymorphism', or 'ACID'.</w:t>
+        <w:t>&gt; - Speech-to-Text (STT): Powered by Groq Whisper (`whisper-large-v3`) primed with a domain-specific technical vocabulary prompt to accurately transcribe technical terms like 'Kubernetes', 'polymorphism', or 'ACID'.</w:t>
       </w:r>
     </w:p>
     <w:p>
@@ -2709,16 +1804,7 @@
     </w:p>
     <w:p>
       <w:r>
-        <w:t xml:space="preserve">&gt; Finally, when the session ends, our </w:t>
-      </w:r>
-      <w:r>
-        <w:rPr>
-          <w:b/>
-        </w:rPr>
-        <w:t>ReportLab engine</w:t>
-      </w:r>
-      <w:r>
-        <w:t xml:space="preserve"> compiles an official multi-page downloadable PDF report featuring Bloom cognitive progression charts, skill strengths and weaknesses, and personalized remediation advice."</w:t>
+        <w:t>&gt; Finally, when the session ends, our ReportLab engine compiles an official multi-page downloadable PDF report featuring Bloom cognitive progression charts, skill strengths and weaknesses, and personalized remediation advice."</w:t>
       </w:r>
     </w:p>
     <w:p>
@@ -2733,93 +1819,36 @@
       <w:pPr>
         <w:pStyle w:val="ListBullet"/>
       </w:pPr>
-      <w:r/>
       <w:r>
-        <w:rPr>
-          <w:b/>
-        </w:rPr>
         <w:t>Screen Action:</w:t>
-      </w:r>
-      <w:r/>
-    </w:p>
-    <w:p>
-      <w:r>
-        <w:t xml:space="preserve">  1. Click the </w:t>
-      </w:r>
-      <w:r>
-        <w:rPr>
-          <w:b/>
-        </w:rPr>
-        <w:t>Speaker icon</w:t>
-      </w:r>
-      <w:r>
-        <w:t xml:space="preserve"> next to the interview question to demonstrate the crisp, natural TTS voice.</w:t>
       </w:r>
     </w:p>
     <w:p>
       <w:r>
-        <w:t xml:space="preserve">  2. Type or speak an answer, click </w:t>
-      </w:r>
-      <w:r>
-        <w:rPr>
-          <w:b/>
-        </w:rPr>
-        <w:t>Submit Answer</w:t>
-      </w:r>
-      <w:r>
-        <w:t>, and show the multi-dimensional breakdown scores appearing immediately.</w:t>
+        <w:t>1. Click the Speaker icon next to the interview question to demonstrate the crisp, natural TTS voice.</w:t>
       </w:r>
     </w:p>
     <w:p>
       <w:r>
-        <w:t xml:space="preserve">  3. Click </w:t>
-      </w:r>
-      <w:r>
-        <w:rPr>
-          <w:b/>
-        </w:rPr>
-        <w:t>Finish Interview</w:t>
-      </w:r>
-      <w:r>
-        <w:t xml:space="preserve"> to transition to the </w:t>
-      </w:r>
-      <w:r>
-        <w:rPr>
-          <w:b/>
-        </w:rPr>
-        <w:t>Results Dashboard</w:t>
-      </w:r>
-      <w:r>
-        <w:t xml:space="preserve"> (`/results`).</w:t>
+        <w:t>2. Type or speak an answer, click Submit Answer, and show the multi-dimensional breakdown scores appearing immediately.</w:t>
       </w:r>
     </w:p>
     <w:p>
       <w:r>
-        <w:t xml:space="preserve">  4. Click </w:t>
+        <w:t>3. Click Finish Interview to transition to the Results Dashboard (`/results`).</w:t>
       </w:r>
+    </w:p>
+    <w:p>
       <w:r>
-        <w:rPr>
-          <w:b/>
-        </w:rPr>
-        <w:t>Download PDF Report</w:t>
-      </w:r>
-      <w:r>
-        <w:t xml:space="preserve"> to download the professional PDF report and open it to show Madam.</w:t>
+        <w:t>4. Click Download PDF Report to download the professional PDF report and open it to show Madam.</w:t>
       </w:r>
     </w:p>
     <w:p>
       <w:pPr>
         <w:pStyle w:val="ListBullet"/>
       </w:pPr>
-      <w:r/>
       <w:r>
-        <w:rPr>
-          <w:b/>
-        </w:rPr>
-        <w:t>Delivery Tip:</w:t>
-      </w:r>
-      <w:r>
-        <w:t xml:space="preserve"> Open the PDF report on screen — evaluators love tangible outputs like downloadable student reports.</w:t>
+        <w:t>Delivery Tip: Open the PDF report on screen — evaluators love tangible outputs like downloadable student reports.</w:t>
       </w:r>
     </w:p>
     <w:p>
@@ -2866,60 +1895,32 @@
       <w:pPr>
         <w:pStyle w:val="ListBullet"/>
       </w:pPr>
-      <w:r/>
       <w:r>
-        <w:rPr>
-          <w:b/>
-        </w:rPr>
-        <w:t>Scoring Weights &amp; Evaluation Engine:</w:t>
-      </w:r>
-      <w:r>
-        <w:t xml:space="preserve"> `backend/app/services/evaluation_service.py` (Lines 36-65, showing `WEIGHT_TECHNICAL = 0.30`, `WEIGHT_COMPLETENESS = 0.20`, `WEIGHT_SEMANTIC_SIMILARITY = 0.15`)</w:t>
+        <w:t>Scoring Weights &amp; Evaluation Engine: `backend/app/services/evaluation_service.py` (Lines 36-65, showing `WEIGHT_TECHNICAL = 0.30`, `WEIGHT_COMPLETENESS = 0.20`, `WEIGHT_SEMANTIC_SIMILARITY = 0.15`)</w:t>
       </w:r>
     </w:p>
     <w:p>
       <w:pPr>
         <w:pStyle w:val="ListBullet"/>
       </w:pPr>
-      <w:r/>
       <w:r>
-        <w:rPr>
-          <w:b/>
-        </w:rPr>
-        <w:t>Voice Engine (TTS &amp; Whisper STT):</w:t>
-      </w:r>
-      <w:r>
-        <w:t xml:space="preserve"> `backend/app/services/voice_service.py` (Lines 27-65, showing `TECHNICAL_VOCABULARY_PROMPT` and `clean_text_for_speech`)</w:t>
+        <w:t>Voice Engine (TTS &amp; Whisper STT): `backend/app/services/voice_service.py` (Lines 27-65, showing `TECHNICAL_VOCABULARY_PROMPT` and `clean_text_for_speech`)</w:t>
       </w:r>
     </w:p>
     <w:p>
       <w:pPr>
         <w:pStyle w:val="ListBullet"/>
       </w:pPr>
-      <w:r/>
       <w:r>
-        <w:rPr>
-          <w:b/>
-        </w:rPr>
-        <w:t>PDF Report Generator:</w:t>
-      </w:r>
-      <w:r>
-        <w:t xml:space="preserve"> `backend/app/services/report_service.py` (Lines 54-115, showing `NumberedCanvas` and ReportLab tables)</w:t>
+        <w:t>PDF Report Generator: `backend/app/services/report_service.py` (Lines 54-115, showing `NumberedCanvas` and ReportLab tables)</w:t>
       </w:r>
     </w:p>
     <w:p>
       <w:pPr>
         <w:pStyle w:val="ListBullet"/>
       </w:pPr>
-      <w:r/>
       <w:r>
-        <w:rPr>
-          <w:b/>
-        </w:rPr>
-        <w:t>Frontend Results Dashboard:</w:t>
-      </w:r>
-      <w:r>
-        <w:t xml:space="preserve"> `frontend/src/pages/Results.jsx` (Lines 40-110)</w:t>
+        <w:t>Frontend Results Dashboard: `frontend/src/pages/Results.jsx` (Lines 40-110)</w:t>
       </w:r>
     </w:p>
     <w:p>
@@ -2934,85 +1935,121 @@
       <w:pPr>
         <w:pStyle w:val="ListBullet"/>
       </w:pPr>
-      <w:r/>
       <w:r>
-        <w:rPr>
-          <w:b/>
-        </w:rPr>
         <w:t>Q: Why combine Semantic Similarity with LLM evaluation?</w:t>
       </w:r>
-      <w:r/>
     </w:p>
     <w:p>
       <w:r>
-        <w:t xml:space="preserve">  </w:t>
-      </w:r>
-      <w:r>
-        <w:rPr>
-          <w:i/>
-        </w:rPr>
-        <w:t>Answer:</w:t>
-      </w:r>
-      <w:r>
-        <w:t xml:space="preserve"> "An LLM can occasionally be swayed by verbose phrasing. Mathematical cosine similarity using SentenceTransformers compares candidate embeddings against verified reference knowledge, providing an objective, deterministic check that balances the LLM's qualitative feedback."</w:t>
+        <w:t>*Answer:* "An LLM can occasionally be swayed by verbose phrasing. Mathematical cosine similarity using SentenceTransformers compares candidate embeddings against verified reference knowledge, providing an objective, deterministic check that balances the LLM's qualitative feedback."</w:t>
       </w:r>
     </w:p>
     <w:p>
       <w:pPr>
         <w:pStyle w:val="ListBullet"/>
       </w:pPr>
-      <w:r/>
       <w:r>
-        <w:rPr>
-          <w:b/>
-        </w:rPr>
         <w:t>Q: How does your PDF generator handle tables or text that span multiple pages?</w:t>
-      </w:r>
-      <w:r/>
-    </w:p>
-    <w:p>
-      <w:r>
-        <w:t xml:space="preserve">  </w:t>
-      </w:r>
-      <w:r>
-        <w:rPr>
-          <w:i/>
-        </w:rPr>
-        <w:t>Answer:</w:t>
-      </w:r>
-      <w:r>
-        <w:t xml:space="preserve"> "We use ReportLab Platypus flowable elements (`Paragraph`, `Table`, `Spacer`, `KeepTogether`) with automatic pagination, coupled with a two-pass `NumberedCanvas` that dynamically computes total pages."</w:t>
       </w:r>
     </w:p>
     <w:p>
       <w:r>
-        <w:t xml:space="preserve">&gt; </w:t>
+        <w:t>*Answer:* "We use ReportLab Platypus flowable elements (`Paragraph`, `Table`, `Spacer`, `KeepTogether`) with automatic pagination, coupled with a two-pass `NumberedCanvas` that dynamically computes total pages."</w:t>
       </w:r>
+    </w:p>
+    <w:p>
+      <w:pPr>
+        <w:pStyle w:val="Heading3"/>
+      </w:pPr>
       <w:r>
-        <w:rPr>
-          <w:b/>
-        </w:rPr>
-        <w:t>Conclusion (Member 5 to Panel):</w:t>
-      </w:r>
-      <w:r>
-        <w:t xml:space="preserve">  </w:t>
+        <w:t>3.1 355-Test Verification Matrix Across All 18 Phases</w:t>
       </w:r>
     </w:p>
     <w:p>
       <w:r>
-        <w:t xml:space="preserve">&gt; </w:t>
+        <w:t>SmartInterview ensures rock-solid architectural stability through 355 unit and integration tests across 18 phases (100% pass rate in 87.90s):</w:t>
       </w:r>
+    </w:p>
+    <w:p>
+      <w:pPr>
+        <w:pStyle w:val="ListBullet"/>
+      </w:pPr>
       <w:r>
-        <w:rPr>
-          <w:i/>
-        </w:rPr>
-        <w:t>"To conclude, SmartInterview combines deterministic NLP parsing, verified RAG vector grounding, a pedagogical Bloom's state machine, and multi-factor evaluation to deliver a production-ready mock interview platform. We would be delighted to answer any questions. Thank you!"</w:t>
+        <w:t>Phase 1 (Dense RAG): 25 tests</w:t>
       </w:r>
-      <w:r/>
+    </w:p>
+    <w:p>
+      <w:pPr>
+        <w:pStyle w:val="ListBullet"/>
+      </w:pPr>
+      <w:r>
+        <w:t>Phase 2–4 (Knowledge Graph): 69 tests</w:t>
+      </w:r>
+    </w:p>
+    <w:p>
+      <w:pPr>
+        <w:pStyle w:val="ListBullet"/>
+      </w:pPr>
+      <w:r>
+        <w:t>Phase 5 (BM25 Engine): 34 tests</w:t>
+      </w:r>
+    </w:p>
+    <w:p>
+      <w:pPr>
+        <w:pStyle w:val="ListBullet"/>
+      </w:pPr>
+      <w:r>
+        <w:t>Phase 6–7 (Graph Traversal &amp; RRF): 48 tests</w:t>
+      </w:r>
+    </w:p>
+    <w:p>
+      <w:pPr>
+        <w:pStyle w:val="ListBullet"/>
+      </w:pPr>
+      <w:r>
+        <w:t>Phase 8 (Reranker &amp; Scoring): 36 tests</w:t>
+      </w:r>
+    </w:p>
+    <w:p>
+      <w:pPr>
+        <w:pStyle w:val="ListBullet"/>
+      </w:pPr>
+      <w:r>
+        <w:t>Phase 9–10 (Pipeline &amp; Bloom Progression): 39 tests</w:t>
+      </w:r>
+    </w:p>
+    <w:p>
+      <w:pPr>
+        <w:pStyle w:val="ListBullet"/>
+      </w:pPr>
+      <w:r>
+        <w:t>Phase 11–13 (Security &amp; Golden Dataset): 48 tests</w:t>
+      </w:r>
+    </w:p>
+    <w:p>
+      <w:pPr>
+        <w:pStyle w:val="ListBullet"/>
+      </w:pPr>
+      <w:r>
+        <w:t>Phase 14–18 (Baseline &amp; Safeguards): 56 tests</w:t>
+      </w:r>
+    </w:p>
+    <w:p>
+      <w:pPr>
+        <w:pStyle w:val="ListBullet"/>
+      </w:pPr>
+      <w:r>
+        <w:t>Total: 355 Passing Tests</w:t>
+      </w:r>
     </w:p>
     <w:p>
       <w:r>
-        <w:t>---</w:t>
+        <w:t>&gt; Conclusion (Member 5 to Panel):</w:t>
+      </w:r>
+    </w:p>
+    <w:p>
+      <w:r>
+        <w:t>&gt; *"To conclude, SmartInterview combines deterministic NLP parsing, verified RAG vector grounding, a pedagogical Bloom's state machine, and multi-factor evaluation to deliver a production-ready mock interview platform. We would be delighted to answer any questions. Thank you!"*</w:t>
       </w:r>
     </w:p>
     <w:p>
@@ -3029,125 +2066,33 @@
       </w:r>
     </w:p>
     <w:p>
-      <w:pPr>
-        <w:pStyle w:val="ListNumber"/>
-      </w:pPr>
-      <w:r/>
       <w:r>
-        <w:rPr>
-          <w:b/>
-        </w:rPr>
-        <w:t>Step 1 (Member 1):</w:t>
-      </w:r>
-      <w:r>
-        <w:t xml:space="preserve"> Open `http://localhost:5174`. Show Landing Page, click Login, and log in to the Dashboard.</w:t>
-      </w:r>
-    </w:p>
-    <w:p>
-      <w:pPr>
-        <w:pStyle w:val="ListNumber"/>
-      </w:pPr>
-      <w:r/>
-      <w:r>
-        <w:rPr>
-          <w:b/>
-        </w:rPr>
-        <w:t>Step 2 (Member 2):</w:t>
-      </w:r>
-      <w:r>
-        <w:t xml:space="preserve"> Navigate to Resume &amp; JD Upload. Upload a sample resume PDF, paste a job description, and show </w:t>
-      </w:r>
-      <w:r>
-        <w:rPr>
-          <w:b/>
-        </w:rPr>
-        <w:t>Group A</w:t>
-      </w:r>
-      <w:r>
-        <w:t xml:space="preserve"> and </w:t>
-      </w:r>
-      <w:r>
-        <w:rPr>
-          <w:b/>
-        </w:rPr>
-        <w:t>Group B</w:t>
-      </w:r>
-      <w:r>
-        <w:t xml:space="preserve"> badges.</w:t>
-      </w:r>
-    </w:p>
-    <w:p>
-      <w:pPr>
-        <w:pStyle w:val="ListNumber"/>
-      </w:pPr>
-      <w:r/>
-      <w:r>
-        <w:rPr>
-          <w:b/>
-        </w:rPr>
-        <w:t>Step 3 (Member 3):</w:t>
-      </w:r>
-      <w:r>
-        <w:t xml:space="preserve"> Click Start Interview. Point out the dynamically loaded technical question with the domain skill tag.</w:t>
-      </w:r>
-    </w:p>
-    <w:p>
-      <w:pPr>
-        <w:pStyle w:val="ListNumber"/>
-      </w:pPr>
-      <w:r/>
-      <w:r>
-        <w:rPr>
-          <w:b/>
-        </w:rPr>
-        <w:t>Step 4 (Member 4):</w:t>
-      </w:r>
-      <w:r>
-        <w:t xml:space="preserve"> Click the speaker icon to hear the question. Submit a strong technical answer; show the score $\ge 80$ and observe the next question advancing in Bloom cognitive level.</w:t>
-      </w:r>
-    </w:p>
-    <w:p>
-      <w:pPr>
-        <w:pStyle w:val="ListNumber"/>
-      </w:pPr>
-      <w:r/>
-      <w:r>
-        <w:rPr>
-          <w:b/>
-        </w:rPr>
-        <w:t>Step 5 (Member 5):</w:t>
-      </w:r>
-      <w:r>
-        <w:t xml:space="preserve"> Submit a second answer to show continuous multi-factor evaluation feedback.</w:t>
-      </w:r>
-    </w:p>
-    <w:p>
-      <w:pPr>
-        <w:pStyle w:val="ListNumber"/>
-      </w:pPr>
-      <w:r/>
-      <w:r>
-        <w:rPr>
-          <w:b/>
-        </w:rPr>
-        <w:t>Step 6 (Member 5):</w:t>
-      </w:r>
-      <w:r>
-        <w:t xml:space="preserve"> Click End Session, view the Results analytics page, and click </w:t>
-      </w:r>
-      <w:r>
-        <w:rPr>
-          <w:b/>
-        </w:rPr>
-        <w:t>Download PDF Report</w:t>
-      </w:r>
-      <w:r>
-        <w:t xml:space="preserve"> to show the final document.</w:t>
+        <w:t>1. Step 1 (Member 1): Open `http://localhost:5174`. Show Landing Page, click Login, and log in to the Dashboard.</w:t>
       </w:r>
     </w:p>
     <w:p>
       <w:r>
-        <w:t>---</w:t>
+        <w:t>2. Step 2 (Member 2): Navigate to Resume &amp; JD Upload. Upload a sample resume PDF, paste a job description, and show Group A and Group B badges.</w:t>
+      </w:r>
+    </w:p>
+    <w:p>
+      <w:r>
+        <w:t>3. Step 3 (Member 3): Click Start Interview. Point out the dynamically loaded technical question with the domain skill tag.</w:t>
+      </w:r>
+    </w:p>
+    <w:p>
+      <w:r>
+        <w:t>4. Step 4 (Member 4): Click the speaker icon to hear the question. Submit a strong technical answer; show the score $\ge 80$ and observe the next question advancing in Bloom cognitive level.</w:t>
+      </w:r>
+    </w:p>
+    <w:p>
+      <w:r>
+        <w:t>5. Step 5 (Member 5): Submit a second answer to show continuous multi-factor evaluation feedback.</w:t>
+      </w:r>
+    </w:p>
+    <w:p>
+      <w:r>
+        <w:t>6. Step 6 (Member 5): Click End Session, view the Results analytics page, and click Download PDF Report to show the final document.</w:t>
       </w:r>
     </w:p>
     <w:p>
@@ -3160,227 +2105,514 @@
     </w:p>
     <w:p>
       <w:r>
-        <w:t xml:space="preserve">When your madam asks: </w:t>
-      </w:r>
-      <w:r>
-        <w:rPr>
-          <w:i/>
-        </w:rPr>
-        <w:t>"Open the file where this is implemented"</w:t>
-      </w:r>
-      <w:r>
-        <w:t>, use this quick guide:</w:t>
+        <w:t>When your madam asks: *"Open the file where this is implemented"*, use this quick guide:</w:t>
       </w:r>
     </w:p>
-    <w:p>
-      <w:r>
-        <w:t>| Feature / Module | Exact File Path | Key Functions / Classes |</w:t>
-      </w:r>
-    </w:p>
-    <w:p>
-      <w:r>
-        <w:t>|---|---|---|</w:t>
-      </w:r>
-    </w:p>
-    <w:p>
-      <w:r>
-        <w:t xml:space="preserve">| </w:t>
-      </w:r>
-      <w:r>
-        <w:rPr>
-          <w:b/>
-        </w:rPr>
-        <w:t>FastAPI App &amp; CORS</w:t>
-      </w:r>
-      <w:r>
-        <w:t xml:space="preserve"> | `backend/app/main.py` | `app = FastAPI()`, `CORSMiddleware` |</w:t>
-      </w:r>
-    </w:p>
-    <w:p>
-      <w:r>
-        <w:t xml:space="preserve">| </w:t>
-      </w:r>
-      <w:r>
-        <w:rPr>
-          <w:b/>
-        </w:rPr>
-        <w:t>Auth &amp; Security</w:t>
-      </w:r>
-      <w:r>
-        <w:t xml:space="preserve"> | `backend/app/services/auth_service.py` | `verify_password()`, `create_access_token()` |</w:t>
-      </w:r>
-    </w:p>
-    <w:p>
-      <w:r>
-        <w:t xml:space="preserve">| </w:t>
-      </w:r>
-      <w:r>
-        <w:rPr>
-          <w:b/>
-        </w:rPr>
-        <w:t>User Entity Model</w:t>
-      </w:r>
-      <w:r>
-        <w:t xml:space="preserve"> | `backend/app/models/user.py` | `class User(Base)` |</w:t>
-      </w:r>
-    </w:p>
-    <w:p>
-      <w:r>
-        <w:t xml:space="preserve">| </w:t>
-      </w:r>
-      <w:r>
-        <w:rPr>
-          <w:b/>
-        </w:rPr>
-        <w:t>JD &amp; Skill Mapping</w:t>
-      </w:r>
-      <w:r>
-        <w:t xml:space="preserve"> | `backend/app/services/jd_service.py` | `_EXCLUDE_HEADING_PATTERNS`, Group A/B logic |</w:t>
-      </w:r>
-    </w:p>
-    <w:p>
-      <w:r>
-        <w:t xml:space="preserve">| </w:t>
-      </w:r>
-      <w:r>
-        <w:rPr>
-          <w:b/>
-        </w:rPr>
-        <w:t>Resume Extraction</w:t>
-      </w:r>
-      <w:r>
-        <w:t xml:space="preserve"> | `backend/app/services/resume_service.py` | PyMuPDF text extraction |</w:t>
-      </w:r>
-    </w:p>
-    <w:p>
-      <w:r>
-        <w:t xml:space="preserve">| </w:t>
-      </w:r>
-      <w:r>
-        <w:rPr>
-          <w:b/>
-        </w:rPr>
-        <w:t>RAG &amp; Singletons</w:t>
-      </w:r>
-      <w:r>
-        <w:t xml:space="preserve"> | `backend/app/services/question_service.py` | `_init_rag()`, `get_embedding_model()`, `call_groq()` |</w:t>
-      </w:r>
-    </w:p>
-    <w:p>
-      <w:r>
-        <w:t xml:space="preserve">| </w:t>
-      </w:r>
-      <w:r>
-        <w:rPr>
-          <w:b/>
-        </w:rPr>
-        <w:t>Vector Stats</w:t>
-      </w:r>
-      <w:r>
-        <w:t xml:space="preserve"> | `data/knowledge_stats.json` | 402 chunks, 8 domains metadata |</w:t>
-      </w:r>
-    </w:p>
-    <w:p>
-      <w:r>
-        <w:t xml:space="preserve">| </w:t>
-      </w:r>
-      <w:r>
-        <w:rPr>
-          <w:b/>
-        </w:rPr>
-        <w:t>Bloom Taxonomy</w:t>
-      </w:r>
-      <w:r>
-        <w:t xml:space="preserve"> | `backend/app/services/bloom.py` | `REMEMBER` to `CREATE`, `clamp_bloom_order()` |</w:t>
-      </w:r>
-    </w:p>
-    <w:p>
-      <w:r>
-        <w:t xml:space="preserve">| </w:t>
-      </w:r>
-      <w:r>
-        <w:rPr>
-          <w:b/>
-        </w:rPr>
-        <w:t>Adaptive State Machine</w:t>
-      </w:r>
-      <w:r>
-        <w:t>| `backend/app/services/adaptive_engine.py`| `ADVANCE_THRESHOLD = 80`, `decide_next()` |</w:t>
-      </w:r>
-    </w:p>
-    <w:p>
-      <w:r>
-        <w:t xml:space="preserve">| </w:t>
-      </w:r>
-      <w:r>
-        <w:rPr>
-          <w:b/>
-        </w:rPr>
-        <w:t>Answer Scoring</w:t>
-      </w:r>
-      <w:r>
-        <w:t xml:space="preserve"> | `backend/app/services/evaluation_service.py`| `WEIGHT_TECHNICAL`, `evaluate_answer()` |</w:t>
-      </w:r>
-    </w:p>
-    <w:p>
-      <w:r>
-        <w:t xml:space="preserve">| </w:t>
-      </w:r>
-      <w:r>
-        <w:rPr>
-          <w:b/>
-        </w:rPr>
-        <w:t>Voice TTS &amp; STT</w:t>
-      </w:r>
-      <w:r>
-        <w:t xml:space="preserve"> | `backend/app/services/voice_service.py` | `synthesize_speech_edge()`, `transcribe_audio()` |</w:t>
-      </w:r>
-    </w:p>
-    <w:p>
-      <w:r>
-        <w:t xml:space="preserve">| </w:t>
-      </w:r>
-      <w:r>
-        <w:rPr>
-          <w:b/>
-        </w:rPr>
-        <w:t>PDF Report Service</w:t>
-      </w:r>
-      <w:r>
-        <w:t xml:space="preserve"> | `backend/app/services/report_service.py` | `generate_interview_report()`, `NumberedCanvas` |</w:t>
-      </w:r>
-    </w:p>
-    <w:p>
-      <w:r>
-        <w:t xml:space="preserve">| </w:t>
-      </w:r>
-      <w:r>
-        <w:rPr>
-          <w:b/>
-        </w:rPr>
-        <w:t>React Interview View</w:t>
-      </w:r>
-      <w:r>
-        <w:t xml:space="preserve"> | `frontend/src/pages/Interview.jsx` | Audio playback, question rendering, answer submit |</w:t>
-      </w:r>
-    </w:p>
-    <w:p>
-      <w:r>
-        <w:t xml:space="preserve">| </w:t>
-      </w:r>
-      <w:r>
-        <w:rPr>
-          <w:b/>
-        </w:rPr>
-        <w:t>React Results View</w:t>
-      </w:r>
-      <w:r>
-        <w:t xml:space="preserve"> | `frontend/src/pages/Results.jsx` | Performance breakdown, PDF trigger |</w:t>
-      </w:r>
-    </w:p>
+    <w:tbl>
+      <w:tblPr>
+        <w:tblW w:type="auto" w:w="0"/>
+        <w:jc w:val="center"/>
+        <w:tblLook w:firstColumn="1" w:firstRow="1" w:lastColumn="0" w:lastRow="0" w:noHBand="0" w:noVBand="1" w:val="04A0"/>
+      </w:tblPr>
+      <w:tblGrid>
+        <w:gridCol w:w="3312"/>
+        <w:gridCol w:w="3312"/>
+        <w:gridCol w:w="3312"/>
+      </w:tblGrid>
+      <w:tr>
+        <w:tc>
+          <w:tcPr>
+            <w:tcW w:type="dxa" w:w="3312"/>
+          </w:tcPr>
+          <w:p>
+            <w:r>
+              <w:rPr>
+                <w:b/>
+              </w:rPr>
+              <w:t>Feature / Module</w:t>
+            </w:r>
+          </w:p>
+        </w:tc>
+        <w:tc>
+          <w:tcPr>
+            <w:tcW w:type="dxa" w:w="3312"/>
+          </w:tcPr>
+          <w:p>
+            <w:r>
+              <w:rPr>
+                <w:b/>
+              </w:rPr>
+              <w:t>Exact File Path</w:t>
+            </w:r>
+          </w:p>
+        </w:tc>
+        <w:tc>
+          <w:tcPr>
+            <w:tcW w:type="dxa" w:w="3312"/>
+          </w:tcPr>
+          <w:p>
+            <w:r>
+              <w:rPr>
+                <w:b/>
+              </w:rPr>
+              <w:t>Key Functions / Classes</w:t>
+            </w:r>
+          </w:p>
+        </w:tc>
+      </w:tr>
+      <w:tr>
+        <w:tc>
+          <w:tcPr>
+            <w:tcW w:type="dxa" w:w="3312"/>
+          </w:tcPr>
+          <w:p>
+            <w:r>
+              <w:t>FastAPI App &amp; CORS</w:t>
+            </w:r>
+          </w:p>
+        </w:tc>
+        <w:tc>
+          <w:tcPr>
+            <w:tcW w:type="dxa" w:w="3312"/>
+          </w:tcPr>
+          <w:p>
+            <w:r>
+              <w:t>`backend/app/main.py`</w:t>
+            </w:r>
+          </w:p>
+        </w:tc>
+        <w:tc>
+          <w:tcPr>
+            <w:tcW w:type="dxa" w:w="3312"/>
+          </w:tcPr>
+          <w:p>
+            <w:r>
+              <w:t>`app = FastAPI()`, `CORSMiddleware`</w:t>
+            </w:r>
+          </w:p>
+        </w:tc>
+      </w:tr>
+      <w:tr>
+        <w:tc>
+          <w:tcPr>
+            <w:tcW w:type="dxa" w:w="3312"/>
+          </w:tcPr>
+          <w:p>
+            <w:r>
+              <w:t>Auth &amp; Security</w:t>
+            </w:r>
+          </w:p>
+        </w:tc>
+        <w:tc>
+          <w:tcPr>
+            <w:tcW w:type="dxa" w:w="3312"/>
+          </w:tcPr>
+          <w:p>
+            <w:r>
+              <w:t>`backend/app/services/auth_service.py`</w:t>
+            </w:r>
+          </w:p>
+        </w:tc>
+        <w:tc>
+          <w:tcPr>
+            <w:tcW w:type="dxa" w:w="3312"/>
+          </w:tcPr>
+          <w:p>
+            <w:r>
+              <w:t>`verify_password()`, `create_access_token()`</w:t>
+            </w:r>
+          </w:p>
+        </w:tc>
+      </w:tr>
+      <w:tr>
+        <w:tc>
+          <w:tcPr>
+            <w:tcW w:type="dxa" w:w="3312"/>
+          </w:tcPr>
+          <w:p>
+            <w:r>
+              <w:t>User Entity Model</w:t>
+            </w:r>
+          </w:p>
+        </w:tc>
+        <w:tc>
+          <w:tcPr>
+            <w:tcW w:type="dxa" w:w="3312"/>
+          </w:tcPr>
+          <w:p>
+            <w:r>
+              <w:t>`backend/app/models/user.py`</w:t>
+            </w:r>
+          </w:p>
+        </w:tc>
+        <w:tc>
+          <w:tcPr>
+            <w:tcW w:type="dxa" w:w="3312"/>
+          </w:tcPr>
+          <w:p>
+            <w:r>
+              <w:t>`class User(Base)`</w:t>
+            </w:r>
+          </w:p>
+        </w:tc>
+      </w:tr>
+      <w:tr>
+        <w:tc>
+          <w:tcPr>
+            <w:tcW w:type="dxa" w:w="3312"/>
+          </w:tcPr>
+          <w:p>
+            <w:r>
+              <w:t>JD &amp; Skill Mapping</w:t>
+            </w:r>
+          </w:p>
+        </w:tc>
+        <w:tc>
+          <w:tcPr>
+            <w:tcW w:type="dxa" w:w="3312"/>
+          </w:tcPr>
+          <w:p>
+            <w:r>
+              <w:t>`backend/app/services/jd_service.py`</w:t>
+            </w:r>
+          </w:p>
+        </w:tc>
+        <w:tc>
+          <w:tcPr>
+            <w:tcW w:type="dxa" w:w="3312"/>
+          </w:tcPr>
+          <w:p>
+            <w:r>
+              <w:t>`_EXCLUDE_HEADING_PATTERNS`, Group A/B logic</w:t>
+            </w:r>
+          </w:p>
+        </w:tc>
+      </w:tr>
+      <w:tr>
+        <w:tc>
+          <w:tcPr>
+            <w:tcW w:type="dxa" w:w="3312"/>
+          </w:tcPr>
+          <w:p>
+            <w:r>
+              <w:t>Resume Extraction</w:t>
+            </w:r>
+          </w:p>
+        </w:tc>
+        <w:tc>
+          <w:tcPr>
+            <w:tcW w:type="dxa" w:w="3312"/>
+          </w:tcPr>
+          <w:p>
+            <w:r>
+              <w:t>`backend/app/services/resume_service.py`</w:t>
+            </w:r>
+          </w:p>
+        </w:tc>
+        <w:tc>
+          <w:tcPr>
+            <w:tcW w:type="dxa" w:w="3312"/>
+          </w:tcPr>
+          <w:p>
+            <w:r>
+              <w:t>PyMuPDF text extraction</w:t>
+            </w:r>
+          </w:p>
+        </w:tc>
+      </w:tr>
+      <w:tr>
+        <w:tc>
+          <w:tcPr>
+            <w:tcW w:type="dxa" w:w="3312"/>
+          </w:tcPr>
+          <w:p>
+            <w:r>
+              <w:t>RAG &amp; Singletons</w:t>
+            </w:r>
+          </w:p>
+        </w:tc>
+        <w:tc>
+          <w:tcPr>
+            <w:tcW w:type="dxa" w:w="3312"/>
+          </w:tcPr>
+          <w:p>
+            <w:r>
+              <w:t>`backend/app/services/question_service.py`</w:t>
+            </w:r>
+          </w:p>
+        </w:tc>
+        <w:tc>
+          <w:tcPr>
+            <w:tcW w:type="dxa" w:w="3312"/>
+          </w:tcPr>
+          <w:p>
+            <w:r>
+              <w:t>`_init_rag()`, `get_embedding_model()`, `call_groq()`</w:t>
+            </w:r>
+          </w:p>
+        </w:tc>
+      </w:tr>
+      <w:tr>
+        <w:tc>
+          <w:tcPr>
+            <w:tcW w:type="dxa" w:w="3312"/>
+          </w:tcPr>
+          <w:p>
+            <w:r>
+              <w:t>Vector Stats</w:t>
+            </w:r>
+          </w:p>
+        </w:tc>
+        <w:tc>
+          <w:tcPr>
+            <w:tcW w:type="dxa" w:w="3312"/>
+          </w:tcPr>
+          <w:p>
+            <w:r>
+              <w:t>`data/knowledge_stats.json`</w:t>
+            </w:r>
+          </w:p>
+        </w:tc>
+        <w:tc>
+          <w:tcPr>
+            <w:tcW w:type="dxa" w:w="3312"/>
+          </w:tcPr>
+          <w:p>
+            <w:r>
+              <w:t>402 chunks, 8 domains metadata</w:t>
+            </w:r>
+          </w:p>
+        </w:tc>
+      </w:tr>
+      <w:tr>
+        <w:tc>
+          <w:tcPr>
+            <w:tcW w:type="dxa" w:w="3312"/>
+          </w:tcPr>
+          <w:p>
+            <w:r>
+              <w:t>Bloom Taxonomy</w:t>
+            </w:r>
+          </w:p>
+        </w:tc>
+        <w:tc>
+          <w:tcPr>
+            <w:tcW w:type="dxa" w:w="3312"/>
+          </w:tcPr>
+          <w:p>
+            <w:r>
+              <w:t>`backend/app/services/bloom.py`</w:t>
+            </w:r>
+          </w:p>
+        </w:tc>
+        <w:tc>
+          <w:tcPr>
+            <w:tcW w:type="dxa" w:w="3312"/>
+          </w:tcPr>
+          <w:p>
+            <w:r>
+              <w:t>`REMEMBER` to `CREATE`, `clamp_bloom_order()`</w:t>
+            </w:r>
+          </w:p>
+        </w:tc>
+      </w:tr>
+      <w:tr>
+        <w:tc>
+          <w:tcPr>
+            <w:tcW w:type="dxa" w:w="3312"/>
+          </w:tcPr>
+          <w:p>
+            <w:r>
+              <w:t>Adaptive State Machine</w:t>
+            </w:r>
+          </w:p>
+        </w:tc>
+        <w:tc>
+          <w:tcPr>
+            <w:tcW w:type="dxa" w:w="3312"/>
+          </w:tcPr>
+          <w:p>
+            <w:r>
+              <w:t>`backend/app/services/adaptive_engine.py`</w:t>
+            </w:r>
+          </w:p>
+        </w:tc>
+        <w:tc>
+          <w:tcPr>
+            <w:tcW w:type="dxa" w:w="3312"/>
+          </w:tcPr>
+          <w:p>
+            <w:r>
+              <w:t>`ADVANCE_THRESHOLD = 80`, `decide_next()`</w:t>
+            </w:r>
+          </w:p>
+        </w:tc>
+      </w:tr>
+      <w:tr>
+        <w:tc>
+          <w:tcPr>
+            <w:tcW w:type="dxa" w:w="3312"/>
+          </w:tcPr>
+          <w:p>
+            <w:r>
+              <w:t>Answer Scoring</w:t>
+            </w:r>
+          </w:p>
+        </w:tc>
+        <w:tc>
+          <w:tcPr>
+            <w:tcW w:type="dxa" w:w="3312"/>
+          </w:tcPr>
+          <w:p>
+            <w:r>
+              <w:t>`backend/app/services/evaluation_service.py`</w:t>
+            </w:r>
+          </w:p>
+        </w:tc>
+        <w:tc>
+          <w:tcPr>
+            <w:tcW w:type="dxa" w:w="3312"/>
+          </w:tcPr>
+          <w:p>
+            <w:r>
+              <w:t>`WEIGHT_TECHNICAL`, `evaluate_answer()`</w:t>
+            </w:r>
+          </w:p>
+        </w:tc>
+      </w:tr>
+      <w:tr>
+        <w:tc>
+          <w:tcPr>
+            <w:tcW w:type="dxa" w:w="3312"/>
+          </w:tcPr>
+          <w:p>
+            <w:r>
+              <w:t>Voice TTS &amp; STT</w:t>
+            </w:r>
+          </w:p>
+        </w:tc>
+        <w:tc>
+          <w:tcPr>
+            <w:tcW w:type="dxa" w:w="3312"/>
+          </w:tcPr>
+          <w:p>
+            <w:r>
+              <w:t>`backend/app/services/voice_service.py`</w:t>
+            </w:r>
+          </w:p>
+        </w:tc>
+        <w:tc>
+          <w:tcPr>
+            <w:tcW w:type="dxa" w:w="3312"/>
+          </w:tcPr>
+          <w:p>
+            <w:r>
+              <w:t>`synthesize_speech_edge()`, `transcribe_audio()`</w:t>
+            </w:r>
+          </w:p>
+        </w:tc>
+      </w:tr>
+      <w:tr>
+        <w:tc>
+          <w:tcPr>
+            <w:tcW w:type="dxa" w:w="3312"/>
+          </w:tcPr>
+          <w:p>
+            <w:r>
+              <w:t>PDF Report Service</w:t>
+            </w:r>
+          </w:p>
+        </w:tc>
+        <w:tc>
+          <w:tcPr>
+            <w:tcW w:type="dxa" w:w="3312"/>
+          </w:tcPr>
+          <w:p>
+            <w:r>
+              <w:t>`backend/app/services/report_service.py`</w:t>
+            </w:r>
+          </w:p>
+        </w:tc>
+        <w:tc>
+          <w:tcPr>
+            <w:tcW w:type="dxa" w:w="3312"/>
+          </w:tcPr>
+          <w:p>
+            <w:r>
+              <w:t>`generate_interview_report()`, `NumberedCanvas`</w:t>
+            </w:r>
+          </w:p>
+        </w:tc>
+      </w:tr>
+      <w:tr>
+        <w:tc>
+          <w:tcPr>
+            <w:tcW w:type="dxa" w:w="3312"/>
+          </w:tcPr>
+          <w:p>
+            <w:r>
+              <w:t>React Interview View</w:t>
+            </w:r>
+          </w:p>
+        </w:tc>
+        <w:tc>
+          <w:tcPr>
+            <w:tcW w:type="dxa" w:w="3312"/>
+          </w:tcPr>
+          <w:p>
+            <w:r>
+              <w:t>`frontend/src/pages/Interview.jsx`</w:t>
+            </w:r>
+          </w:p>
+        </w:tc>
+        <w:tc>
+          <w:tcPr>
+            <w:tcW w:type="dxa" w:w="3312"/>
+          </w:tcPr>
+          <w:p>
+            <w:r>
+              <w:t>Audio playback, question rendering, answer submit</w:t>
+            </w:r>
+          </w:p>
+        </w:tc>
+      </w:tr>
+      <w:tr>
+        <w:tc>
+          <w:tcPr>
+            <w:tcW w:type="dxa" w:w="3312"/>
+          </w:tcPr>
+          <w:p>
+            <w:r>
+              <w:t>React Results View</w:t>
+            </w:r>
+          </w:p>
+        </w:tc>
+        <w:tc>
+          <w:tcPr>
+            <w:tcW w:type="dxa" w:w="3312"/>
+          </w:tcPr>
+          <w:p>
+            <w:r>
+              <w:t>`frontend/src/pages/Results.jsx`</w:t>
+            </w:r>
+          </w:p>
+        </w:tc>
+        <w:tc>
+          <w:tcPr>
+            <w:tcW w:type="dxa" w:w="3312"/>
+          </w:tcPr>
+          <w:p>
+            <w:r>
+              <w:t>Performance breakdown, PDF trigger</w:t>
+            </w:r>
+          </w:p>
+        </w:tc>
+      </w:tr>
+    </w:tbl>
+    <w:p/>
     <w:sectPr>
       <w:pgSz w:w="12240" w:h="15840"/>
-      <w:pgMar w:top="1440" w:right="1800" w:bottom="1440" w:left="1800" w:header="720" w:footer="720" w:gutter="0"/>
+      <w:pgMar w:top="1152" w:right="1152" w:bottom="1152" w:left="1152" w:header="720" w:footer="720" w:gutter="0"/>
       <w:cols w:space="720"/>
       <w:docGrid w:linePitch="360"/>
     </w:sectPr>
